--- a/AHEAD_AI_Tech_Architecture.docx
+++ b/AHEAD_AI_Tech_Architecture.docx
@@ -2133,7 +2133,7 @@
           <w:color w:val="1F3A6E"/>
           <w:sz w:val="30"/>
         </w:rPr>
-        <w:t>9. Flask Application</w:t>
+        <w:t>9. Flask Application (Standalone Web App)</w:t>
       </w:r>
     </w:p>
     <w:p>
@@ -2141,7 +2141,7 @@
         <w:rPr>
           <w:sz w:val="21"/>
         </w:rPr>
-        <w:t>A single Flask process on port 5001 handles the inbound SMS webhook and serves the issue log web page. Runs in the same Docker container as the scheduler and DQ engine.</w:t>
+        <w:t>A single Flask process on port 5001 handles the inbound SMS webhook and serves the issue log web app. The issue log is a standalone web application — completely separate from DHIS2, no DHIS2 login required, readable by anyone with network access to port 5001. It reads from the agent's own SQLite database. Runs in the same Docker container as the scheduler and DQ engine.</w:t>
       </w:r>
     </w:p>
     <w:p/>
@@ -2405,6 +2405,47 @@
                 <w:sz w:val="20"/>
               </w:rPr>
               <w:t>JSON health check: uptime, open issue count, last successful poll timestamp, last error.</w:t>
+            </w:r>
+          </w:p>
+        </w:tc>
+      </w:tr>
+      <w:tr>
+        <w:tc>
+          <w:tcPr>
+            <w:tcW w:type="dxa" w:w="3135"/>
+          </w:tcPr>
+          <w:p>
+            <w:r>
+              <w:rPr>
+                <w:sz w:val="20"/>
+              </w:rPr>
+              <w:t>/api/scan</w:t>
+            </w:r>
+          </w:p>
+        </w:tc>
+        <w:tc>
+          <w:tcPr>
+            <w:tcW w:type="dxa" w:w="3135"/>
+          </w:tcPr>
+          <w:p>
+            <w:r>
+              <w:rPr>
+                <w:sz w:val="20"/>
+              </w:rPr>
+              <w:t>POST</w:t>
+            </w:r>
+          </w:p>
+        </w:tc>
+        <w:tc>
+          <w:tcPr>
+            <w:tcW w:type="dxa" w:w="3135"/>
+          </w:tcPr>
+          <w:p>
+            <w:r>
+              <w:rPr>
+                <w:sz w:val="20"/>
+              </w:rPr>
+              <w:t>Trigger an immediate DQ check (all three checks) without waiting for the 5-minute poll interval. Optional query param ?check=missing_reports to run only the completeness check. Returns JSON of new issues created. Used for demos and manual testing.</w:t>
             </w:r>
           </w:p>
         </w:tc>

--- a/AHEAD_AI_Tech_Architecture.docx
+++ b/AHEAD_AI_Tech_Architecture.docx
@@ -447,7 +447,59 @@
         <w:rPr>
           <w:sz w:val="21"/>
         </w:rPr>
-        <w:t>The agent runs three checks against the DHIS2 REST API. Each is a single HTTP request. Results are consolidated, deduplicated against open issues in the database, and new issue records are created for any new violations. Checks run every 5 minutes (outlier, DTP consistency) and once daily (missing reports).</w:t>
+        <w:t>The agent detects new submissions by polling DHIS2's lastUpdated parameter every 30 seconds — a lightweight query that costs essentially nothing when nothing has changed. Only when changes are found does the agent run targeted DQ checks against the specific (orgUnit, period) pairs that have new data. Missing reports are the exception: detecting an absence cannot be event-driven, so they run on a separate daily cron.</w:t>
+      </w:r>
+    </w:p>
+    <w:p/>
+    <w:p>
+      <w:pPr>
+        <w:pStyle w:val="Heading2"/>
+      </w:pPr>
+      <w:r>
+        <w:rPr>
+          <w:color w:val="2E6DA4"/>
+          <w:sz w:val="24"/>
+        </w:rPr>
+        <w:t>4.0  Change detection (lastUpdated poll)</w:t>
+      </w:r>
+    </w:p>
+    <w:p>
+      <w:r>
+        <w:rPr>
+          <w:sz w:val="21"/>
+        </w:rPr>
+        <w:t>Every 30 seconds the agent queries which data values have changed since the previous check. The response is an empty list when nothing was submitted — the DQ checks below are never triggered in that case. When changes are present, the agent extracts the affected (orgUnit, period) pairs and passes them to the DQ checks as a targeted scope, rather than scanning all facilities.</w:t>
+      </w:r>
+    </w:p>
+    <w:p>
+      <w:pPr>
+        <w:ind w:left="576"/>
+        <w:shd w:val="clear" w:color="auto" w:fill="F2F2F2"/>
+      </w:pPr>
+      <w:r>
+        <w:rPr>
+          <w:rFonts w:ascii="Courier New" w:hAnsi="Courier New"/>
+          <w:color w:val="333333"/>
+          <w:sz w:val="17"/>
+        </w:rPr>
+        <w:t>GET /api/dataValueSets</w:t>
+        <w:br/>
+        <w:t xml:space="preserve">  ?dataSet=vI4ihClxSm4</w:t>
+        <w:br/>
+        <w:t xml:space="preserve">  &amp;orgUnit=RFhqluFmvRG</w:t>
+        <w:br/>
+        <w:t xml:space="preserve">  &amp;lastUpdated={iso_timestamp_of_last_check}</w:t>
+        <w:br/>
+        <w:t xml:space="preserve">  &amp;fields=orgUnit,period</w:t>
+        <w:br/>
+        <w:br/>
+        <w:t>If response.dataValues is empty: do nothing, update last_checked timestamp</w:t>
+        <w:br/>
+        <w:t>If non-empty: extract unique (orgUnit, period) pairs</w:t>
+        <w:br/>
+        <w:t xml:space="preserve">             pass to outlier + DTP checks as scoped targets</w:t>
+        <w:br/>
+        <w:t xml:space="preserve">             update last_checked timestamp</w:t>
       </w:r>
     </w:p>
     <w:p/>
@@ -708,7 +760,7 @@
         <w:rPr>
           <w:sz w:val="21"/>
         </w:rPr>
-        <w:t>Before creating a new issue, the agent queries the database for any open issue with the same (org_unit_uid, period, check_type, data_element_uid). If one exists and is not yet resolved or dismissed, the detection is skipped silently. This prevents duplicate SMS notifications when the same violation appears on successive 5-minute poll cycles.</w:t>
+        <w:t>Before creating a new issue, the agent queries the database for any open issue with the same (org_unit_uid, period, check_type, data_element_uid). If one exists and is not yet resolved or dismissed, the detection is skipped silently. This prevents duplicate SMS notifications if the same facility submits an update and the violation is still present on the next poll cycle.</w:t>
       </w:r>
     </w:p>
     <w:p/>
@@ -2445,7 +2497,7 @@
               <w:rPr>
                 <w:sz w:val="20"/>
               </w:rPr>
-              <w:t>Trigger an immediate DQ check (all three checks) without waiting for the 5-minute poll interval. Optional query param ?check=missing_reports to run only the completeness check. Returns JSON of new issues created. Used for demos and manual testing.</w:t>
+              <w:t>Trigger an immediate DQ check without waiting for the next 30-second poll cycle. Runs outlier + DTP checks across all facilities (ignores lastUpdated scoping). Optional ?check=missing_reports to run only the completeness check. Returns JSON of new issues created. Used for demos and manual testing.</w:t>
             </w:r>
           </w:p>
         </w:tc>
@@ -2542,7 +2594,7 @@
               <w:rPr>
                 <w:sz w:val="20"/>
               </w:rPr>
-              <w:t>poll_dhis2</w:t>
+              <w:t>poll_changes</w:t>
             </w:r>
           </w:p>
         </w:tc>
@@ -2555,7 +2607,7 @@
               <w:rPr>
                 <w:sz w:val="20"/>
               </w:rPr>
-              <w:t>Every 5 minutes</w:t>
+              <w:t>Every 30 seconds</w:t>
             </w:r>
           </w:p>
         </w:tc>
@@ -2568,7 +2620,48 @@
               <w:rPr>
                 <w:sz w:val="20"/>
               </w:rPr>
-              <w:t>Runs outlier detection and DTP validation checks for current and prior period. Creates new issues for new violations. Deduplicates against open issues.</w:t>
+              <w:t>Queries GET /api/dataValueSets?lastUpdated={last_checked}. If the response is empty, does nothing. If non-empty, extracts the changed (orgUnit, period) pairs and passes them to run_dq_checks as a targeted scope. Updates last_checked timestamp on every cycle.</w:t>
+            </w:r>
+          </w:p>
+        </w:tc>
+      </w:tr>
+      <w:tr>
+        <w:tc>
+          <w:tcPr>
+            <w:tcW w:type="dxa" w:w="3135"/>
+          </w:tcPr>
+          <w:p>
+            <w:r>
+              <w:rPr>
+                <w:sz w:val="20"/>
+              </w:rPr>
+              <w:t>run_dq_checks</w:t>
+            </w:r>
+          </w:p>
+        </w:tc>
+        <w:tc>
+          <w:tcPr>
+            <w:tcW w:type="dxa" w:w="3135"/>
+          </w:tcPr>
+          <w:p>
+            <w:r>
+              <w:rPr>
+                <w:sz w:val="20"/>
+              </w:rPr>
+              <w:t>On-demand (triggered by poll_changes when changes detected)</w:t>
+            </w:r>
+          </w:p>
+        </w:tc>
+        <w:tc>
+          <w:tcPr>
+            <w:tcW w:type="dxa" w:w="3135"/>
+          </w:tcPr>
+          <w:p>
+            <w:r>
+              <w:rPr>
+                <w:sz w:val="20"/>
+              </w:rPr>
+              <w:t>Runs outlier detection and DTP validation only for the (orgUnit, period) pairs identified by poll_changes. Not on a fixed schedule — fires only when new data is present. Deduplicates against open issues before creating new records.</w:t>
             </w:r>
           </w:p>
         </w:tc>
@@ -2764,7 +2857,7 @@
         <w:br/>
         <w:t xml:space="preserve">      OUTLIER_THRESHOLD:    3.0</w:t>
         <w:br/>
-        <w:t xml:space="preserve">      POLL_INTERVAL_MIN:    5</w:t>
+        <w:t xml:space="preserve">      POLL_INTERVAL_SEC:    30</w:t>
         <w:br/>
         <w:t xml:space="preserve">      MISSING_REPORT_DAY:   5</w:t>
         <w:br/>
@@ -3332,7 +3425,7 @@
               <w:rPr>
                 <w:sz w:val="20"/>
               </w:rPr>
-              <w:t>POLL_INTERVAL_MIN</w:t>
+              <w:t>POLL_INTERVAL_SEC</w:t>
             </w:r>
           </w:p>
         </w:tc>
@@ -3358,7 +3451,7 @@
               <w:rPr>
                 <w:sz w:val="20"/>
               </w:rPr>
-              <w:t>DQ check poll interval in minutes (default: 5)</w:t>
+              <w:t>lastUpdated poll interval in seconds (default: 30). DQ checks only fire when changes are found — this controls detection latency, not API cost.</w:t>
             </w:r>
           </w:p>
         </w:tc>
@@ -3566,9 +3659,13 @@
         <w:t xml:space="preserve">         Data lands in datavalue table immediately</w:t>
         <w:br/>
         <w:br/>
-        <w:t>T+0:05  poll_dhis2 job fires</w:t>
+        <w:t>T+0:30  poll_changes fires</w:t>
         <w:br/>
-        <w:t xml:space="preserve">  → GET /api/outlierDetection?... → Limalimo HP, BCG &lt;1yr, value=350, z=8.4</w:t>
+        <w:t xml:space="preserve">  → GET /api/dataValueSets?...&amp;lastUpdated={T+0:00} → Limalimo HP / 202604 returned</w:t>
+        <w:br/>
+        <w:t xml:space="preserve">  → run_dq_checks triggered for (PunEEFHArGE, 202604)</w:t>
+        <w:br/>
+        <w:t xml:space="preserve">  → GET /api/outlierDetection?ou=PunEEFHArGE&amp;... → BCG &lt;1yr, value=350, z=8.4</w:t>
         <w:br/>
         <w:t xml:space="preserve">  → dedup check: no open issue for (PunEEFHArGE, 202604, outlier, WSy7zOZx1Wl)</w:t>
         <w:br/>

--- a/AHEAD_AI_Tech_Architecture.docx
+++ b/AHEAD_AI_Tech_Architecture.docx
@@ -53,6 +53,15 @@
           <w:sz w:val="21"/>
         </w:rPr>
         <w:t>This specification covers the DHIS2 service account, DQ engine checks (with exact API endpoints), SQLite database schema, cascade state machine, Claude API integration, Twilio SMS integration, Flask application endpoints, APScheduler jobs, Docker Compose deployment, and all environment variables.</w:t>
+      </w:r>
+    </w:p>
+    <w:p/>
+    <w:p>
+      <w:r>
+        <w:rPr>
+          <w:sz w:val="21"/>
+        </w:rPr>
+        <w:t>Historical data note: the DHIS2 instance is loaded with 28 months of synthetic EPI data (Jan 2024 – Apr 2026) across all 12 facilities. The 22-month baseline (Jan 2024 – Oct 2025) provides the historical distribution required for meaningful Z-score outlier detection. The 6-month active window (Nov 2025 – Apr 2026) contains the three seeded DQ issues in the final period.</w:t>
       </w:r>
     </w:p>
     <w:p/>
@@ -2689,7 +2698,7 @@
               <w:rPr>
                 <w:sz w:val="20"/>
               </w:rPr>
-              <w:t>Daily at 08:00 EAT (from day 5 of month)</w:t>
+              <w:t>Daily at 08:00 EAT</w:t>
             </w:r>
           </w:p>
         </w:tc>
@@ -2702,7 +2711,7 @@
               <w:rPr>
                 <w:sz w:val="20"/>
               </w:rPr>
-              <w:t>Queries completeDataSetRegistrations for prior month. Flags facilities with no registration. Skips if prior to day 5.</w:t>
+              <w:t>Queries completeDataSetRegistrations for prior month. Flags facilities with no registration. Only runs if today &gt;= MISSING_REPORT_START_DAY (default: 10th of the month). Configurable so programs can match their own reporting deadline.</w:t>
             </w:r>
           </w:p>
         </w:tc>
@@ -2859,7 +2868,7 @@
         <w:br/>
         <w:t xml:space="preserve">      POLL_INTERVAL_SEC:    30</w:t>
         <w:br/>
-        <w:t xml:space="preserve">      MISSING_REPORT_DAY:   5</w:t>
+        <w:t xml:space="preserve">      MISSING_REPORT_START_DAY: 10</w:t>
         <w:br/>
         <w:t xml:space="preserve">    depends_on:</w:t>
         <w:br/>
@@ -3466,7 +3475,7 @@
               <w:rPr>
                 <w:sz w:val="20"/>
               </w:rPr>
-              <w:t>MISSING_REPORT_DAY</w:t>
+              <w:t>MISSING_REPORT_START_DAY</w:t>
             </w:r>
           </w:p>
         </w:tc>
@@ -3492,7 +3501,7 @@
               <w:rPr>
                 <w:sz w:val="20"/>
               </w:rPr>
-              <w:t>Day of month to start missing report checks (default: 5)</w:t>
+              <w:t>Day of the following month to begin checking for missing reports (default: 10). Set this to match your program's data-entry deadline. George's team should confirm the exact deadline for Ethiopia before going live.</w:t>
             </w:r>
           </w:p>
         </w:tc>

--- a/AHEAD_AI_Tech_Architecture.docx
+++ b/AHEAD_AI_Tech_Architecture.docx
@@ -590,6 +590,262 @@
         <w:t>Uses DHIS2's validation rule engine. The EPI Aggregate Metadata Package v1.1.0 ships with a built-in validation rule: Penta3 &lt;= Penta1. The agent triggers a fresh validation run for the target period, then reads the results. Both steps are required in DHIS2 2.40 — results are not stored persistently until the run is explicitly triggered.</w:t>
       </w:r>
     </w:p>
+    <w:p/>
+    <w:p>
+      <w:r>
+        <w:rPr>
+          <w:sz w:val="21"/>
+        </w:rPr>
+        <w:t>Flagging thresholds vary by data level (from AHEAD methodology):</w:t>
+      </w:r>
+    </w:p>
+    <w:tbl>
+      <w:tblPr>
+        <w:tblStyle w:val="TableGrid"/>
+        <w:tblW w:type="auto" w:w="0"/>
+        <w:jc w:val="left"/>
+        <w:tblLook w:firstColumn="1" w:firstRow="1" w:lastColumn="0" w:lastRow="0" w:noHBand="0" w:noVBand="1" w:val="04A0"/>
+      </w:tblPr>
+      <w:tblGrid>
+        <w:gridCol w:w="2351"/>
+        <w:gridCol w:w="2351"/>
+        <w:gridCol w:w="2351"/>
+        <w:gridCol w:w="2351"/>
+      </w:tblGrid>
+      <w:tr>
+        <w:tc>
+          <w:tcPr>
+            <w:tcW w:type="dxa" w:w="2351"/>
+            <w:shd w:val="clear" w:color="auto" w:fill="D6E4F0"/>
+          </w:tcPr>
+          <w:p>
+            <w:r>
+              <w:rPr>
+                <w:b/>
+                <w:sz w:val="20"/>
+              </w:rPr>
+              <w:t>Data level</w:t>
+            </w:r>
+          </w:p>
+        </w:tc>
+        <w:tc>
+          <w:tcPr>
+            <w:tcW w:type="dxa" w:w="2351"/>
+            <w:shd w:val="clear" w:color="auto" w:fill="D6E4F0"/>
+          </w:tcPr>
+          <w:p>
+            <w:r>
+              <w:rPr>
+                <w:b/>
+                <w:sz w:val="20"/>
+              </w:rPr>
+              <w:t>Absolute threshold</w:t>
+            </w:r>
+          </w:p>
+        </w:tc>
+        <w:tc>
+          <w:tcPr>
+            <w:tcW w:type="dxa" w:w="2351"/>
+            <w:shd w:val="clear" w:color="auto" w:fill="D6E4F0"/>
+          </w:tcPr>
+          <w:p>
+            <w:r>
+              <w:rPr>
+                <w:b/>
+                <w:sz w:val="20"/>
+              </w:rPr>
+              <w:t>Relative threshold</w:t>
+            </w:r>
+          </w:p>
+        </w:tc>
+        <w:tc>
+          <w:tcPr>
+            <w:tcW w:type="dxa" w:w="2351"/>
+            <w:shd w:val="clear" w:color="auto" w:fill="D6E4F0"/>
+          </w:tcPr>
+          <w:p>
+            <w:r>
+              <w:rPr>
+                <w:b/>
+                <w:sz w:val="20"/>
+              </w:rPr>
+              <w:t>Logic</w:t>
+            </w:r>
+          </w:p>
+        </w:tc>
+      </w:tr>
+      <w:tr>
+        <w:tc>
+          <w:tcPr>
+            <w:tcW w:type="dxa" w:w="2351"/>
+          </w:tcPr>
+          <w:p>
+            <w:r>
+              <w:rPr>
+                <w:sz w:val="20"/>
+              </w:rPr>
+              <w:t>Monthly facility data</w:t>
+            </w:r>
+          </w:p>
+        </w:tc>
+        <w:tc>
+          <w:tcPr>
+            <w:tcW w:type="dxa" w:w="2351"/>
+          </w:tcPr>
+          <w:p>
+            <w:r>
+              <w:rPr>
+                <w:sz w:val="20"/>
+              </w:rPr>
+              <w:t>100 doses</w:t>
+            </w:r>
+          </w:p>
+        </w:tc>
+        <w:tc>
+          <w:tcPr>
+            <w:tcW w:type="dxa" w:w="2351"/>
+          </w:tcPr>
+          <w:p>
+            <w:r>
+              <w:rPr>
+                <w:sz w:val="20"/>
+              </w:rPr>
+              <w:t>&gt;30% difference</w:t>
+            </w:r>
+          </w:p>
+        </w:tc>
+        <w:tc>
+          <w:tcPr>
+            <w:tcW w:type="dxa" w:w="2351"/>
+          </w:tcPr>
+          <w:p>
+            <w:r>
+              <w:rPr>
+                <w:sz w:val="20"/>
+              </w:rPr>
+              <w:t>Either condition triggers a flag</w:t>
+            </w:r>
+          </w:p>
+        </w:tc>
+      </w:tr>
+      <w:tr>
+        <w:tc>
+          <w:tcPr>
+            <w:tcW w:type="dxa" w:w="2351"/>
+          </w:tcPr>
+          <w:p>
+            <w:r>
+              <w:rPr>
+                <w:sz w:val="20"/>
+              </w:rPr>
+              <w:t>Monthly admin2 data</w:t>
+            </w:r>
+          </w:p>
+        </w:tc>
+        <w:tc>
+          <w:tcPr>
+            <w:tcW w:type="dxa" w:w="2351"/>
+          </w:tcPr>
+          <w:p>
+            <w:r>
+              <w:rPr>
+                <w:sz w:val="20"/>
+              </w:rPr>
+              <w:t>250 doses</w:t>
+            </w:r>
+          </w:p>
+        </w:tc>
+        <w:tc>
+          <w:tcPr>
+            <w:tcW w:type="dxa" w:w="2351"/>
+          </w:tcPr>
+          <w:p>
+            <w:r>
+              <w:rPr>
+                <w:sz w:val="20"/>
+              </w:rPr>
+              <w:t>&gt;20% difference</w:t>
+            </w:r>
+          </w:p>
+        </w:tc>
+        <w:tc>
+          <w:tcPr>
+            <w:tcW w:type="dxa" w:w="2351"/>
+          </w:tcPr>
+          <w:p>
+            <w:r>
+              <w:rPr>
+                <w:sz w:val="20"/>
+              </w:rPr>
+              <w:t>Either condition</w:t>
+            </w:r>
+          </w:p>
+        </w:tc>
+      </w:tr>
+      <w:tr>
+        <w:tc>
+          <w:tcPr>
+            <w:tcW w:type="dxa" w:w="2351"/>
+          </w:tcPr>
+          <w:p>
+            <w:r>
+              <w:rPr>
+                <w:sz w:val="20"/>
+              </w:rPr>
+              <w:t>Annual admin2 data</w:t>
+            </w:r>
+          </w:p>
+        </w:tc>
+        <w:tc>
+          <w:tcPr>
+            <w:tcW w:type="dxa" w:w="2351"/>
+          </w:tcPr>
+          <w:p>
+            <w:r>
+              <w:rPr>
+                <w:sz w:val="20"/>
+              </w:rPr>
+              <w:t>1,000 doses</w:t>
+            </w:r>
+          </w:p>
+        </w:tc>
+        <w:tc>
+          <w:tcPr>
+            <w:tcW w:type="dxa" w:w="2351"/>
+          </w:tcPr>
+          <w:p>
+            <w:r>
+              <w:rPr>
+                <w:sz w:val="20"/>
+              </w:rPr>
+              <w:t>&gt;15% difference</w:t>
+            </w:r>
+          </w:p>
+        </w:tc>
+        <w:tc>
+          <w:tcPr>
+            <w:tcW w:type="dxa" w:w="2351"/>
+          </w:tcPr>
+          <w:p>
+            <w:r>
+              <w:rPr>
+                <w:sz w:val="20"/>
+              </w:rPr>
+              <w:t>Either condition</w:t>
+            </w:r>
+          </w:p>
+        </w:tc>
+      </w:tr>
+    </w:tbl>
+    <w:p/>
+    <w:p>
+      <w:r>
+        <w:rPr>
+          <w:sz w:val="21"/>
+        </w:rPr>
+        <w:t>For the prototype (monthly facility data): (Penta3 - Penta1) &gt; 100 doses OR (Penta3 - Penta1) / Penta1 &gt; 30%. In the demo scenario (Penta1=45, Penta3=80), the relative difference is 78% — flagged on the relative condition even though the absolute gap (35) is below 100.</w:t>
+      </w:r>
+    </w:p>
     <w:p>
       <w:pPr>
         <w:ind w:left="576"/>
@@ -761,7 +1017,1193 @@
           <w:color w:val="2E6DA4"/>
           <w:sz w:val="24"/>
         </w:rPr>
-        <w:t>4.5  Deduplication</w:t>
+        <w:t>4.5  Response option schema (from AHEAD methodology)</w:t>
+      </w:r>
+    </w:p>
+    <w:p>
+      <w:r>
+        <w:rPr>
+          <w:sz w:val="21"/>
+        </w:rPr>
+        <w:t>Every SMS notification presents numbered multiple-choice options — the same fixed response categories in the current AHEAD Excel dropdowns. These are defined per check type and never change between conversations. They are not generated by Claude; Claude only parses which number was selected and extracts any required follow-up value.</w:t>
+      </w:r>
+    </w:p>
+    <w:p/>
+    <w:tbl>
+      <w:tblPr>
+        <w:tblStyle w:val="TableGrid"/>
+        <w:tblW w:type="auto" w:w="0"/>
+        <w:jc w:val="left"/>
+        <w:tblLook w:firstColumn="1" w:firstRow="1" w:lastColumn="0" w:lastRow="0" w:noHBand="0" w:noVBand="1" w:val="04A0"/>
+      </w:tblPr>
+      <w:tblGrid>
+        <w:gridCol w:w="1881"/>
+        <w:gridCol w:w="1881"/>
+        <w:gridCol w:w="1881"/>
+        <w:gridCol w:w="1881"/>
+        <w:gridCol w:w="1881"/>
+      </w:tblGrid>
+      <w:tr>
+        <w:tc>
+          <w:tcPr>
+            <w:tcW w:type="dxa" w:w="1881"/>
+            <w:shd w:val="clear" w:color="auto" w:fill="D6E4F0"/>
+          </w:tcPr>
+          <w:p>
+            <w:r>
+              <w:rPr>
+                <w:b/>
+                <w:sz w:val="20"/>
+              </w:rPr>
+              <w:t>Check type</w:t>
+            </w:r>
+          </w:p>
+        </w:tc>
+        <w:tc>
+          <w:tcPr>
+            <w:tcW w:type="dxa" w:w="1881"/>
+            <w:shd w:val="clear" w:color="auto" w:fill="D6E4F0"/>
+          </w:tcPr>
+          <w:p>
+            <w:r>
+              <w:rPr>
+                <w:b/>
+                <w:sz w:val="20"/>
+              </w:rPr>
+              <w:t>Option</w:t>
+            </w:r>
+          </w:p>
+        </w:tc>
+        <w:tc>
+          <w:tcPr>
+            <w:tcW w:type="dxa" w:w="1881"/>
+            <w:shd w:val="clear" w:color="auto" w:fill="D6E4F0"/>
+          </w:tcPr>
+          <w:p>
+            <w:r>
+              <w:rPr>
+                <w:b/>
+                <w:sz w:val="20"/>
+              </w:rPr>
+              <w:t>Label</w:t>
+            </w:r>
+          </w:p>
+        </w:tc>
+        <w:tc>
+          <w:tcPr>
+            <w:tcW w:type="dxa" w:w="1881"/>
+            <w:shd w:val="clear" w:color="auto" w:fill="D6E4F0"/>
+          </w:tcPr>
+          <w:p>
+            <w:r>
+              <w:rPr>
+                <w:b/>
+                <w:sz w:val="20"/>
+              </w:rPr>
+              <w:t>Requires follow-up?</w:t>
+            </w:r>
+          </w:p>
+        </w:tc>
+        <w:tc>
+          <w:tcPr>
+            <w:tcW w:type="dxa" w:w="1881"/>
+            <w:shd w:val="clear" w:color="auto" w:fill="D6E4F0"/>
+          </w:tcPr>
+          <w:p>
+            <w:r>
+              <w:rPr>
+                <w:b/>
+                <w:sz w:val="20"/>
+              </w:rPr>
+              <w:t>Agent action</w:t>
+            </w:r>
+          </w:p>
+        </w:tc>
+      </w:tr>
+      <w:tr>
+        <w:tc>
+          <w:tcPr>
+            <w:tcW w:type="dxa" w:w="1881"/>
+          </w:tcPr>
+          <w:p>
+            <w:r>
+              <w:rPr>
+                <w:sz w:val="20"/>
+              </w:rPr>
+              <w:t>Outlier</w:t>
+            </w:r>
+          </w:p>
+        </w:tc>
+        <w:tc>
+          <w:tcPr>
+            <w:tcW w:type="dxa" w:w="1881"/>
+          </w:tcPr>
+          <w:p>
+            <w:r>
+              <w:rPr>
+                <w:sz w:val="20"/>
+              </w:rPr>
+              <w:t>1</w:t>
+            </w:r>
+          </w:p>
+        </w:tc>
+        <w:tc>
+          <w:tcPr>
+            <w:tcW w:type="dxa" w:w="1881"/>
+          </w:tcPr>
+          <w:p>
+            <w:r>
+              <w:rPr>
+                <w:sz w:val="20"/>
+              </w:rPr>
+              <w:t>Replace with 6-month avg</w:t>
+            </w:r>
+          </w:p>
+        </w:tc>
+        <w:tc>
+          <w:tcPr>
+            <w:tcW w:type="dxa" w:w="1881"/>
+          </w:tcPr>
+          <w:p>
+            <w:r>
+              <w:rPr>
+                <w:sz w:val="20"/>
+              </w:rPr>
+              <w:t>No</w:t>
+            </w:r>
+          </w:p>
+        </w:tc>
+        <w:tc>
+          <w:tcPr>
+            <w:tcW w:type="dxa" w:w="1881"/>
+          </w:tcPr>
+          <w:p>
+            <w:r>
+              <w:rPr>
+                <w:sz w:val="20"/>
+              </w:rPr>
+              <w:t>Agent calculates avg of 3mo before + 3mo after; applies immediately</w:t>
+            </w:r>
+          </w:p>
+        </w:tc>
+      </w:tr>
+      <w:tr>
+        <w:tc>
+          <w:tcPr>
+            <w:tcW w:type="dxa" w:w="1881"/>
+          </w:tcPr>
+          <w:p>
+            <w:r>
+              <w:rPr>
+                <w:sz w:val="20"/>
+              </w:rPr>
+              <w:t>Outlier</w:t>
+            </w:r>
+          </w:p>
+        </w:tc>
+        <w:tc>
+          <w:tcPr>
+            <w:tcW w:type="dxa" w:w="1881"/>
+          </w:tcPr>
+          <w:p>
+            <w:r>
+              <w:rPr>
+                <w:sz w:val="20"/>
+              </w:rPr>
+              <w:t>2</w:t>
+            </w:r>
+          </w:p>
+        </w:tc>
+        <w:tc>
+          <w:tcPr>
+            <w:tcW w:type="dxa" w:w="1881"/>
+          </w:tcPr>
+          <w:p>
+            <w:r>
+              <w:rPr>
+                <w:sz w:val="20"/>
+              </w:rPr>
+              <w:t>Keep as-is (explain)</w:t>
+            </w:r>
+          </w:p>
+        </w:tc>
+        <w:tc>
+          <w:tcPr>
+            <w:tcW w:type="dxa" w:w="1881"/>
+          </w:tcPr>
+          <w:p>
+            <w:r>
+              <w:rPr>
+                <w:sz w:val="20"/>
+              </w:rPr>
+              <w:t>Yes — short explanation text</w:t>
+            </w:r>
+          </w:p>
+        </w:tc>
+        <w:tc>
+          <w:tcPr>
+            <w:tcW w:type="dxa" w:w="1881"/>
+          </w:tcPr>
+          <w:p>
+            <w:r>
+              <w:rPr>
+                <w:sz w:val="20"/>
+              </w:rPr>
+              <w:t>Log value unchanged with comment</w:t>
+            </w:r>
+          </w:p>
+        </w:tc>
+      </w:tr>
+      <w:tr>
+        <w:tc>
+          <w:tcPr>
+            <w:tcW w:type="dxa" w:w="1881"/>
+          </w:tcPr>
+          <w:p>
+            <w:r>
+              <w:rPr>
+                <w:sz w:val="20"/>
+              </w:rPr>
+              <w:t>Outlier</w:t>
+            </w:r>
+          </w:p>
+        </w:tc>
+        <w:tc>
+          <w:tcPr>
+            <w:tcW w:type="dxa" w:w="1881"/>
+          </w:tcPr>
+          <w:p>
+            <w:r>
+              <w:rPr>
+                <w:sz w:val="20"/>
+              </w:rPr>
+              <w:t>3</w:t>
+            </w:r>
+          </w:p>
+        </w:tc>
+        <w:tc>
+          <w:tcPr>
+            <w:tcW w:type="dxa" w:w="1881"/>
+          </w:tcPr>
+          <w:p>
+            <w:r>
+              <w:rPr>
+                <w:sz w:val="20"/>
+              </w:rPr>
+              <w:t>Treat as zero</w:t>
+            </w:r>
+          </w:p>
+        </w:tc>
+        <w:tc>
+          <w:tcPr>
+            <w:tcW w:type="dxa" w:w="1881"/>
+          </w:tcPr>
+          <w:p>
+            <w:r>
+              <w:rPr>
+                <w:sz w:val="20"/>
+              </w:rPr>
+              <w:t>No</w:t>
+            </w:r>
+          </w:p>
+        </w:tc>
+        <w:tc>
+          <w:tcPr>
+            <w:tcW w:type="dxa" w:w="1881"/>
+          </w:tcPr>
+          <w:p>
+            <w:r>
+              <w:rPr>
+                <w:sz w:val="20"/>
+              </w:rPr>
+              <w:t>Set value to 0</w:t>
+            </w:r>
+          </w:p>
+        </w:tc>
+      </w:tr>
+      <w:tr>
+        <w:tc>
+          <w:tcPr>
+            <w:tcW w:type="dxa" w:w="1881"/>
+          </w:tcPr>
+          <w:p>
+            <w:r>
+              <w:rPr>
+                <w:sz w:val="20"/>
+              </w:rPr>
+              <w:t>Outlier</w:t>
+            </w:r>
+          </w:p>
+        </w:tc>
+        <w:tc>
+          <w:tcPr>
+            <w:tcW w:type="dxa" w:w="1881"/>
+          </w:tcPr>
+          <w:p>
+            <w:r>
+              <w:rPr>
+                <w:sz w:val="20"/>
+              </w:rPr>
+              <w:t>4</w:t>
+            </w:r>
+          </w:p>
+        </w:tc>
+        <w:tc>
+          <w:tcPr>
+            <w:tcW w:type="dxa" w:w="1881"/>
+          </w:tcPr>
+          <w:p>
+            <w:r>
+              <w:rPr>
+                <w:sz w:val="20"/>
+              </w:rPr>
+              <w:t>Replace with specific number</w:t>
+            </w:r>
+          </w:p>
+        </w:tc>
+        <w:tc>
+          <w:tcPr>
+            <w:tcW w:type="dxa" w:w="1881"/>
+          </w:tcPr>
+          <w:p>
+            <w:r>
+              <w:rPr>
+                <w:sz w:val="20"/>
+              </w:rPr>
+              <w:t>Yes — numeric value</w:t>
+            </w:r>
+          </w:p>
+        </w:tc>
+        <w:tc>
+          <w:tcPr>
+            <w:tcW w:type="dxa" w:w="1881"/>
+          </w:tcPr>
+          <w:p>
+            <w:r>
+              <w:rPr>
+                <w:sz w:val="20"/>
+              </w:rPr>
+              <w:t>Apply provided value</w:t>
+            </w:r>
+          </w:p>
+        </w:tc>
+      </w:tr>
+      <w:tr>
+        <w:tc>
+          <w:tcPr>
+            <w:tcW w:type="dxa" w:w="1881"/>
+          </w:tcPr>
+          <w:p>
+            <w:r>
+              <w:rPr>
+                <w:sz w:val="20"/>
+              </w:rPr>
+              <w:t>Outlier</w:t>
+            </w:r>
+          </w:p>
+        </w:tc>
+        <w:tc>
+          <w:tcPr>
+            <w:tcW w:type="dxa" w:w="1881"/>
+          </w:tcPr>
+          <w:p>
+            <w:r>
+              <w:rPr>
+                <w:sz w:val="20"/>
+              </w:rPr>
+              <w:t>5</w:t>
+            </w:r>
+          </w:p>
+        </w:tc>
+        <w:tc>
+          <w:tcPr>
+            <w:tcW w:type="dxa" w:w="1881"/>
+          </w:tcPr>
+          <w:p>
+            <w:r>
+              <w:rPr>
+                <w:sz w:val="20"/>
+              </w:rPr>
+              <w:t>Use facility doses only</w:t>
+            </w:r>
+          </w:p>
+        </w:tc>
+        <w:tc>
+          <w:tcPr>
+            <w:tcW w:type="dxa" w:w="1881"/>
+          </w:tcPr>
+          <w:p>
+            <w:r>
+              <w:rPr>
+                <w:sz w:val="20"/>
+              </w:rPr>
+              <w:t>No</w:t>
+            </w:r>
+          </w:p>
+        </w:tc>
+        <w:tc>
+          <w:tcPr>
+            <w:tcW w:type="dxa" w:w="1881"/>
+          </w:tcPr>
+          <w:p>
+            <w:r>
+              <w:rPr>
+                <w:sz w:val="20"/>
+              </w:rPr>
+              <w:t>Pull from HF column; overwrite total</w:t>
+            </w:r>
+          </w:p>
+        </w:tc>
+      </w:tr>
+      <w:tr>
+        <w:tc>
+          <w:tcPr>
+            <w:tcW w:type="dxa" w:w="1881"/>
+          </w:tcPr>
+          <w:p>
+            <w:r>
+              <w:rPr>
+                <w:sz w:val="20"/>
+              </w:rPr>
+              <w:t>Outlier</w:t>
+            </w:r>
+          </w:p>
+        </w:tc>
+        <w:tc>
+          <w:tcPr>
+            <w:tcW w:type="dxa" w:w="1881"/>
+          </w:tcPr>
+          <w:p>
+            <w:r>
+              <w:rPr>
+                <w:sz w:val="20"/>
+              </w:rPr>
+              <w:t>6</w:t>
+            </w:r>
+          </w:p>
+        </w:tc>
+        <w:tc>
+          <w:tcPr>
+            <w:tcW w:type="dxa" w:w="1881"/>
+          </w:tcPr>
+          <w:p>
+            <w:r>
+              <w:rPr>
+                <w:sz w:val="20"/>
+              </w:rPr>
+              <w:t>Use outreach doses only</w:t>
+            </w:r>
+          </w:p>
+        </w:tc>
+        <w:tc>
+          <w:tcPr>
+            <w:tcW w:type="dxa" w:w="1881"/>
+          </w:tcPr>
+          <w:p>
+            <w:r>
+              <w:rPr>
+                <w:sz w:val="20"/>
+              </w:rPr>
+              <w:t>No</w:t>
+            </w:r>
+          </w:p>
+        </w:tc>
+        <w:tc>
+          <w:tcPr>
+            <w:tcW w:type="dxa" w:w="1881"/>
+          </w:tcPr>
+          <w:p>
+            <w:r>
+              <w:rPr>
+                <w:sz w:val="20"/>
+              </w:rPr>
+              <w:t>Pull from outreach column; overwrite total</w:t>
+            </w:r>
+          </w:p>
+        </w:tc>
+      </w:tr>
+      <w:tr>
+        <w:tc>
+          <w:tcPr>
+            <w:tcW w:type="dxa" w:w="1881"/>
+          </w:tcPr>
+          <w:p>
+            <w:r>
+              <w:rPr>
+                <w:sz w:val="20"/>
+              </w:rPr>
+              <w:t>DTP inconsistency</w:t>
+            </w:r>
+          </w:p>
+        </w:tc>
+        <w:tc>
+          <w:tcPr>
+            <w:tcW w:type="dxa" w:w="1881"/>
+          </w:tcPr>
+          <w:p>
+            <w:r>
+              <w:rPr>
+                <w:sz w:val="20"/>
+              </w:rPr>
+              <w:t>1</w:t>
+            </w:r>
+          </w:p>
+        </w:tc>
+        <w:tc>
+          <w:tcPr>
+            <w:tcW w:type="dxa" w:w="1881"/>
+          </w:tcPr>
+          <w:p>
+            <w:r>
+              <w:rPr>
+                <w:sz w:val="20"/>
+              </w:rPr>
+              <w:t>Keep as-is (explain)</w:t>
+            </w:r>
+          </w:p>
+        </w:tc>
+        <w:tc>
+          <w:tcPr>
+            <w:tcW w:type="dxa" w:w="1881"/>
+          </w:tcPr>
+          <w:p>
+            <w:r>
+              <w:rPr>
+                <w:sz w:val="20"/>
+              </w:rPr>
+              <w:t>Yes — explanation</w:t>
+            </w:r>
+          </w:p>
+        </w:tc>
+        <w:tc>
+          <w:tcPr>
+            <w:tcW w:type="dxa" w:w="1881"/>
+          </w:tcPr>
+          <w:p>
+            <w:r>
+              <w:rPr>
+                <w:sz w:val="20"/>
+              </w:rPr>
+              <w:t>Log unchanged with comment</w:t>
+            </w:r>
+          </w:p>
+        </w:tc>
+      </w:tr>
+      <w:tr>
+        <w:tc>
+          <w:tcPr>
+            <w:tcW w:type="dxa" w:w="1881"/>
+          </w:tcPr>
+          <w:p>
+            <w:r>
+              <w:rPr>
+                <w:sz w:val="20"/>
+              </w:rPr>
+              <w:t>DTP inconsistency</w:t>
+            </w:r>
+          </w:p>
+        </w:tc>
+        <w:tc>
+          <w:tcPr>
+            <w:tcW w:type="dxa" w:w="1881"/>
+          </w:tcPr>
+          <w:p>
+            <w:r>
+              <w:rPr>
+                <w:sz w:val="20"/>
+              </w:rPr>
+              <w:t>2</w:t>
+            </w:r>
+          </w:p>
+        </w:tc>
+        <w:tc>
+          <w:tcPr>
+            <w:tcW w:type="dxa" w:w="1881"/>
+          </w:tcPr>
+          <w:p>
+            <w:r>
+              <w:rPr>
+                <w:sz w:val="20"/>
+              </w:rPr>
+              <w:t>Set both to Penta1 value</w:t>
+            </w:r>
+          </w:p>
+        </w:tc>
+        <w:tc>
+          <w:tcPr>
+            <w:tcW w:type="dxa" w:w="1881"/>
+          </w:tcPr>
+          <w:p>
+            <w:r>
+              <w:rPr>
+                <w:sz w:val="20"/>
+              </w:rPr>
+              <w:t>No</w:t>
+            </w:r>
+          </w:p>
+        </w:tc>
+        <w:tc>
+          <w:tcPr>
+            <w:tcW w:type="dxa" w:w="1881"/>
+          </w:tcPr>
+          <w:p>
+            <w:r>
+              <w:rPr>
+                <w:sz w:val="20"/>
+              </w:rPr>
+              <w:t>Write Penta1 value to both Penta1 and Penta3</w:t>
+            </w:r>
+          </w:p>
+        </w:tc>
+      </w:tr>
+      <w:tr>
+        <w:tc>
+          <w:tcPr>
+            <w:tcW w:type="dxa" w:w="1881"/>
+          </w:tcPr>
+          <w:p>
+            <w:r>
+              <w:rPr>
+                <w:sz w:val="20"/>
+              </w:rPr>
+              <w:t>DTP inconsistency</w:t>
+            </w:r>
+          </w:p>
+        </w:tc>
+        <w:tc>
+          <w:tcPr>
+            <w:tcW w:type="dxa" w:w="1881"/>
+          </w:tcPr>
+          <w:p>
+            <w:r>
+              <w:rPr>
+                <w:sz w:val="20"/>
+              </w:rPr>
+              <w:t>3</w:t>
+            </w:r>
+          </w:p>
+        </w:tc>
+        <w:tc>
+          <w:tcPr>
+            <w:tcW w:type="dxa" w:w="1881"/>
+          </w:tcPr>
+          <w:p>
+            <w:r>
+              <w:rPr>
+                <w:sz w:val="20"/>
+              </w:rPr>
+              <w:t>Set both to Penta3 value</w:t>
+            </w:r>
+          </w:p>
+        </w:tc>
+        <w:tc>
+          <w:tcPr>
+            <w:tcW w:type="dxa" w:w="1881"/>
+          </w:tcPr>
+          <w:p>
+            <w:r>
+              <w:rPr>
+                <w:sz w:val="20"/>
+              </w:rPr>
+              <w:t>No</w:t>
+            </w:r>
+          </w:p>
+        </w:tc>
+        <w:tc>
+          <w:tcPr>
+            <w:tcW w:type="dxa" w:w="1881"/>
+          </w:tcPr>
+          <w:p>
+            <w:r>
+              <w:rPr>
+                <w:sz w:val="20"/>
+              </w:rPr>
+              <w:t>Write Penta3 value to both</w:t>
+            </w:r>
+          </w:p>
+        </w:tc>
+      </w:tr>
+      <w:tr>
+        <w:tc>
+          <w:tcPr>
+            <w:tcW w:type="dxa" w:w="1881"/>
+          </w:tcPr>
+          <w:p>
+            <w:r>
+              <w:rPr>
+                <w:sz w:val="20"/>
+              </w:rPr>
+              <w:t>DTP inconsistency</w:t>
+            </w:r>
+          </w:p>
+        </w:tc>
+        <w:tc>
+          <w:tcPr>
+            <w:tcW w:type="dxa" w:w="1881"/>
+          </w:tcPr>
+          <w:p>
+            <w:r>
+              <w:rPr>
+                <w:sz w:val="20"/>
+              </w:rPr>
+              <w:t>4</w:t>
+            </w:r>
+          </w:p>
+        </w:tc>
+        <w:tc>
+          <w:tcPr>
+            <w:tcW w:type="dxa" w:w="1881"/>
+          </w:tcPr>
+          <w:p>
+            <w:r>
+              <w:rPr>
+                <w:sz w:val="20"/>
+              </w:rPr>
+              <w:t>Replace with specific values</w:t>
+            </w:r>
+          </w:p>
+        </w:tc>
+        <w:tc>
+          <w:tcPr>
+            <w:tcW w:type="dxa" w:w="1881"/>
+          </w:tcPr>
+          <w:p>
+            <w:r>
+              <w:rPr>
+                <w:sz w:val="20"/>
+              </w:rPr>
+              <w:t>Yes — Penta1,Penta3 separated by comma</w:t>
+            </w:r>
+          </w:p>
+        </w:tc>
+        <w:tc>
+          <w:tcPr>
+            <w:tcW w:type="dxa" w:w="1881"/>
+          </w:tcPr>
+          <w:p>
+            <w:r>
+              <w:rPr>
+                <w:sz w:val="20"/>
+              </w:rPr>
+              <w:t>Apply both values</w:t>
+            </w:r>
+          </w:p>
+        </w:tc>
+      </w:tr>
+      <w:tr>
+        <w:tc>
+          <w:tcPr>
+            <w:tcW w:type="dxa" w:w="1881"/>
+          </w:tcPr>
+          <w:p>
+            <w:r>
+              <w:rPr>
+                <w:sz w:val="20"/>
+              </w:rPr>
+              <w:t>DTP inconsistency</w:t>
+            </w:r>
+          </w:p>
+        </w:tc>
+        <w:tc>
+          <w:tcPr>
+            <w:tcW w:type="dxa" w:w="1881"/>
+          </w:tcPr>
+          <w:p>
+            <w:r>
+              <w:rPr>
+                <w:sz w:val="20"/>
+              </w:rPr>
+              <w:t>5</w:t>
+            </w:r>
+          </w:p>
+        </w:tc>
+        <w:tc>
+          <w:tcPr>
+            <w:tcW w:type="dxa" w:w="1881"/>
+          </w:tcPr>
+          <w:p>
+            <w:r>
+              <w:rPr>
+                <w:sz w:val="20"/>
+              </w:rPr>
+              <w:t>Other (explain)</w:t>
+            </w:r>
+          </w:p>
+        </w:tc>
+        <w:tc>
+          <w:tcPr>
+            <w:tcW w:type="dxa" w:w="1881"/>
+          </w:tcPr>
+          <w:p>
+            <w:r>
+              <w:rPr>
+                <w:sz w:val="20"/>
+              </w:rPr>
+              <w:t>Yes — explanation</w:t>
+            </w:r>
+          </w:p>
+        </w:tc>
+        <w:tc>
+          <w:tcPr>
+            <w:tcW w:type="dxa" w:w="1881"/>
+          </w:tcPr>
+          <w:p>
+            <w:r>
+              <w:rPr>
+                <w:sz w:val="20"/>
+              </w:rPr>
+              <w:t>Log comment; no data change</w:t>
+            </w:r>
+          </w:p>
+        </w:tc>
+      </w:tr>
+      <w:tr>
+        <w:tc>
+          <w:tcPr>
+            <w:tcW w:type="dxa" w:w="1881"/>
+          </w:tcPr>
+          <w:p>
+            <w:r>
+              <w:rPr>
+                <w:sz w:val="20"/>
+              </w:rPr>
+              <w:t>Missing report</w:t>
+            </w:r>
+          </w:p>
+        </w:tc>
+        <w:tc>
+          <w:tcPr>
+            <w:tcW w:type="dxa" w:w="1881"/>
+          </w:tcPr>
+          <w:p>
+            <w:r>
+              <w:rPr>
+                <w:sz w:val="20"/>
+              </w:rPr>
+              <w:t>SUBMIT</w:t>
+            </w:r>
+          </w:p>
+        </w:tc>
+        <w:tc>
+          <w:tcPr>
+            <w:tcW w:type="dxa" w:w="1881"/>
+          </w:tcPr>
+          <w:p>
+            <w:r>
+              <w:rPr>
+                <w:sz w:val="20"/>
+              </w:rPr>
+              <w:t>Submitting now</w:t>
+            </w:r>
+          </w:p>
+        </w:tc>
+        <w:tc>
+          <w:tcPr>
+            <w:tcW w:type="dxa" w:w="1881"/>
+          </w:tcPr>
+          <w:p>
+            <w:r>
+              <w:rPr>
+                <w:sz w:val="20"/>
+              </w:rPr>
+              <w:t>No (re-check in 1h)</w:t>
+            </w:r>
+          </w:p>
+        </w:tc>
+        <w:tc>
+          <w:tcPr>
+            <w:tcW w:type="dxa" w:w="1881"/>
+          </w:tcPr>
+          <w:p>
+            <w:r>
+              <w:rPr>
+                <w:sz w:val="20"/>
+              </w:rPr>
+              <w:t>Schedule re-check; close auto if found</w:t>
+            </w:r>
+          </w:p>
+        </w:tc>
+      </w:tr>
+      <w:tr>
+        <w:tc>
+          <w:tcPr>
+            <w:tcW w:type="dxa" w:w="1881"/>
+          </w:tcPr>
+          <w:p>
+            <w:r>
+              <w:rPr>
+                <w:sz w:val="20"/>
+              </w:rPr>
+              <w:t>Missing report</w:t>
+            </w:r>
+          </w:p>
+        </w:tc>
+        <w:tc>
+          <w:tcPr>
+            <w:tcW w:type="dxa" w:w="1881"/>
+          </w:tcPr>
+          <w:p>
+            <w:r>
+              <w:rPr>
+                <w:sz w:val="20"/>
+              </w:rPr>
+              <w:t>1</w:t>
+            </w:r>
+          </w:p>
+        </w:tc>
+        <w:tc>
+          <w:tcPr>
+            <w:tcW w:type="dxa" w:w="1881"/>
+          </w:tcPr>
+          <w:p>
+            <w:r>
+              <w:rPr>
+                <w:sz w:val="20"/>
+              </w:rPr>
+              <w:t>Replace with 6-month avg</w:t>
+            </w:r>
+          </w:p>
+        </w:tc>
+        <w:tc>
+          <w:tcPr>
+            <w:tcW w:type="dxa" w:w="1881"/>
+          </w:tcPr>
+          <w:p>
+            <w:r>
+              <w:rPr>
+                <w:sz w:val="20"/>
+              </w:rPr>
+              <w:t>No</w:t>
+            </w:r>
+          </w:p>
+        </w:tc>
+        <w:tc>
+          <w:tcPr>
+            <w:tcW w:type="dxa" w:w="1881"/>
+          </w:tcPr>
+          <w:p>
+            <w:r>
+              <w:rPr>
+                <w:sz w:val="20"/>
+              </w:rPr>
+              <w:t>Impute avg for all vaccines</w:t>
+            </w:r>
+          </w:p>
+        </w:tc>
+      </w:tr>
+      <w:tr>
+        <w:tc>
+          <w:tcPr>
+            <w:tcW w:type="dxa" w:w="1881"/>
+          </w:tcPr>
+          <w:p>
+            <w:r>
+              <w:rPr>
+                <w:sz w:val="20"/>
+              </w:rPr>
+              <w:t>Missing report</w:t>
+            </w:r>
+          </w:p>
+        </w:tc>
+        <w:tc>
+          <w:tcPr>
+            <w:tcW w:type="dxa" w:w="1881"/>
+          </w:tcPr>
+          <w:p>
+            <w:r>
+              <w:rPr>
+                <w:sz w:val="20"/>
+              </w:rPr>
+              <w:t>2</w:t>
+            </w:r>
+          </w:p>
+        </w:tc>
+        <w:tc>
+          <w:tcPr>
+            <w:tcW w:type="dxa" w:w="1881"/>
+          </w:tcPr>
+          <w:p>
+            <w:r>
+              <w:rPr>
+                <w:sz w:val="20"/>
+              </w:rPr>
+              <w:t>Replace with zero</w:t>
+            </w:r>
+          </w:p>
+        </w:tc>
+        <w:tc>
+          <w:tcPr>
+            <w:tcW w:type="dxa" w:w="1881"/>
+          </w:tcPr>
+          <w:p>
+            <w:r>
+              <w:rPr>
+                <w:sz w:val="20"/>
+              </w:rPr>
+              <w:t>No</w:t>
+            </w:r>
+          </w:p>
+        </w:tc>
+        <w:tc>
+          <w:tcPr>
+            <w:tcW w:type="dxa" w:w="1881"/>
+          </w:tcPr>
+          <w:p>
+            <w:r>
+              <w:rPr>
+                <w:sz w:val="20"/>
+              </w:rPr>
+              <w:t>Write 0 for all vaccines (closed/no service)</w:t>
+            </w:r>
+          </w:p>
+        </w:tc>
+      </w:tr>
+      <w:tr>
+        <w:tc>
+          <w:tcPr>
+            <w:tcW w:type="dxa" w:w="1881"/>
+          </w:tcPr>
+          <w:p>
+            <w:r>
+              <w:rPr>
+                <w:sz w:val="20"/>
+              </w:rPr>
+              <w:t>Missing report</w:t>
+            </w:r>
+          </w:p>
+        </w:tc>
+        <w:tc>
+          <w:tcPr>
+            <w:tcW w:type="dxa" w:w="1881"/>
+          </w:tcPr>
+          <w:p>
+            <w:r>
+              <w:rPr>
+                <w:sz w:val="20"/>
+              </w:rPr>
+              <w:t>3</w:t>
+            </w:r>
+          </w:p>
+        </w:tc>
+        <w:tc>
+          <w:tcPr>
+            <w:tcW w:type="dxa" w:w="1881"/>
+          </w:tcPr>
+          <w:p>
+            <w:r>
+              <w:rPr>
+                <w:sz w:val="20"/>
+              </w:rPr>
+              <w:t>Replace with specific values</w:t>
+            </w:r>
+          </w:p>
+        </w:tc>
+        <w:tc>
+          <w:tcPr>
+            <w:tcW w:type="dxa" w:w="1881"/>
+          </w:tcPr>
+          <w:p>
+            <w:r>
+              <w:rPr>
+                <w:sz w:val="20"/>
+              </w:rPr>
+              <w:t>Yes — BCG,P1,P3,MR1 comma-separated</w:t>
+            </w:r>
+          </w:p>
+        </w:tc>
+        <w:tc>
+          <w:tcPr>
+            <w:tcW w:type="dxa" w:w="1881"/>
+          </w:tcPr>
+          <w:p>
+            <w:r>
+              <w:rPr>
+                <w:sz w:val="20"/>
+              </w:rPr>
+              <w:t>Apply per-vaccine values</w:t>
+            </w:r>
+          </w:p>
+        </w:tc>
+      </w:tr>
+      <w:tr>
+        <w:tc>
+          <w:tcPr>
+            <w:tcW w:type="dxa" w:w="1881"/>
+          </w:tcPr>
+          <w:p>
+            <w:r>
+              <w:rPr>
+                <w:sz w:val="20"/>
+              </w:rPr>
+              <w:t>Missing report</w:t>
+            </w:r>
+          </w:p>
+        </w:tc>
+        <w:tc>
+          <w:tcPr>
+            <w:tcW w:type="dxa" w:w="1881"/>
+          </w:tcPr>
+          <w:p>
+            <w:r>
+              <w:rPr>
+                <w:sz w:val="20"/>
+              </w:rPr>
+              <w:t>4</w:t>
+            </w:r>
+          </w:p>
+        </w:tc>
+        <w:tc>
+          <w:tcPr>
+            <w:tcW w:type="dxa" w:w="1881"/>
+          </w:tcPr>
+          <w:p>
+            <w:r>
+              <w:rPr>
+                <w:sz w:val="20"/>
+              </w:rPr>
+              <w:t>Remove from analysis</w:t>
+            </w:r>
+          </w:p>
+        </w:tc>
+        <w:tc>
+          <w:tcPr>
+            <w:tcW w:type="dxa" w:w="1881"/>
+          </w:tcPr>
+          <w:p>
+            <w:r>
+              <w:rPr>
+                <w:sz w:val="20"/>
+              </w:rPr>
+              <w:t>No</w:t>
+            </w:r>
+          </w:p>
+        </w:tc>
+        <w:tc>
+          <w:tcPr>
+            <w:tcW w:type="dxa" w:w="1881"/>
+          </w:tcPr>
+          <w:p>
+            <w:r>
+              <w:rPr>
+                <w:sz w:val="20"/>
+              </w:rPr>
+              <w:t>Log as excluded; no data written</w:t>
+            </w:r>
+          </w:p>
+        </w:tc>
+      </w:tr>
+    </w:tbl>
+    <w:p/>
+    <w:p>
+      <w:pPr>
+        <w:pStyle w:val="Heading2"/>
+      </w:pPr>
+      <w:r>
+        <w:rPr>
+          <w:color w:val="2E6DA4"/>
+          <w:sz w:val="24"/>
+        </w:rPr>
+        <w:t>4.7  Deduplication</w:t>
       </w:r>
     </w:p>
     <w:p>
@@ -839,15 +2281,15 @@
         <w:br/>
         <w:t xml:space="preserve">  flagged_value    TEXT,                  -- NULL for missing_report</w:t>
         <w:br/>
-        <w:t xml:space="preserve">  proposed_value   TEXT,                  -- current agent-proposed correction</w:t>
+        <w:t xml:space="preserve">  selected_option  TEXT,                  -- "1"-"6", "SUBMIT" — set on first inbound reply</w:t>
         <w:br/>
-        <w:t xml:space="preserve">  resolved_value   TEXT,                  -- confirmed final value</w:t>
+        <w:t xml:space="preserve">  resolved_value   TEXT,                  -- final value or action applied</w:t>
         <w:br/>
         <w:t xml:space="preserve">  status           TEXT NOT NULL DEFAULT 'notified',</w:t>
         <w:br/>
-        <w:t xml:space="preserve">                                          -- notified | awaiting_confirm</w:t>
+        <w:t xml:space="preserve">                                          -- notified | awaiting_followup</w:t>
         <w:br/>
-        <w:t xml:space="preserve">                                          -- | resolved | dismissed | escalated</w:t>
+        <w:t xml:space="preserve">                                          -- | resolved | escalated</w:t>
         <w:br/>
         <w:t xml:space="preserve">  cascade_level    INTEGER NOT NULL DEFAULT 1,</w:t>
         <w:br/>
@@ -1142,7 +2584,7 @@
               <w:rPr>
                 <w:sz w:val="20"/>
               </w:rPr>
-              <w:t>Send initial SMS to facility contact; record last_contact_at</w:t>
+              <w:t>Send numbered-option SMS to facility contact; record last_contact_at</w:t>
             </w:r>
           </w:p>
         </w:tc>
@@ -1183,7 +2625,7 @@
               <w:rPr>
                 <w:sz w:val="20"/>
               </w:rPr>
-              <w:t>Re-send SMS with retry count label; increment retry_count</w:t>
+              <w:t>Re-send abbreviated option-list SMS; increment retry_count</w:t>
             </w:r>
           </w:p>
         </w:tc>
@@ -1239,7 +2681,7 @@
               <w:rPr>
                 <w:sz w:val="20"/>
               </w:rPr>
-              <w:t>notified → awaiting_confirm</w:t>
+              <w:t>notified → awaiting_followup</w:t>
             </w:r>
           </w:p>
         </w:tc>
@@ -1252,7 +2694,7 @@
               <w:rPr>
                 <w:sz w:val="20"/>
               </w:rPr>
-              <w:t>Inbound SMS contains a numeric value</w:t>
+              <w:t>Inbound option number that requires additional input (e.g. option 4 = specific number)</w:t>
             </w:r>
           </w:p>
         </w:tc>
@@ -1265,7 +2707,7 @@
               <w:rPr>
                 <w:sz w:val="20"/>
               </w:rPr>
-              <w:t>Claude parses value; agent sends confirmation SMS with proposed change</w:t>
+              <w:t>Claude extracts option; agent sends follow-up question; record selected_option</w:t>
             </w:r>
           </w:p>
         </w:tc>
@@ -1280,7 +2722,7 @@
               <w:rPr>
                 <w:sz w:val="20"/>
               </w:rPr>
-              <w:t>awaiting_confirm → resolved</w:t>
+              <w:t>notified → resolved</w:t>
             </w:r>
           </w:p>
         </w:tc>
@@ -1293,7 +2735,7 @@
               <w:rPr>
                 <w:sz w:val="20"/>
               </w:rPr>
-              <w:t>Inbound YES (or confirm)</w:t>
+              <w:t>Inbound option number that needs no additional input (e.g. option 1 = 6-month avg)</w:t>
             </w:r>
           </w:p>
         </w:tc>
@@ -1306,7 +2748,7 @@
               <w:rPr>
                 <w:sz w:val="20"/>
               </w:rPr>
-              <w:t>POST corrected value to DHIS2; set resolved_value, resolved_at; send closure SMS</w:t>
+              <w:t>Apply action immediately (compute avg / write zero / etc.); write to DHIS2; send resolution SMS; close</w:t>
             </w:r>
           </w:p>
         </w:tc>
@@ -1321,7 +2763,7 @@
               <w:rPr>
                 <w:sz w:val="20"/>
               </w:rPr>
-              <w:t>awaiting_confirm → dismissed</w:t>
+              <w:t>awaiting_followup → resolved</w:t>
             </w:r>
           </w:p>
         </w:tc>
@@ -1334,7 +2776,7 @@
               <w:rPr>
                 <w:sz w:val="20"/>
               </w:rPr>
-              <w:t>Inbound KEEP</w:t>
+              <w:t>Inbound follow-up value (specific number, explanation text, comma-separated values)</w:t>
             </w:r>
           </w:p>
         </w:tc>
@@ -1347,7 +2789,7 @@
               <w:rPr>
                 <w:sz w:val="20"/>
               </w:rPr>
-              <w:t>Leave DHIS2 value unchanged; set status=dismissed; send acknowledgement SMS</w:t>
+              <w:t>Claude extracts value; apply to DHIS2 if needed; send resolution SMS; close issue</w:t>
             </w:r>
           </w:p>
         </w:tc>
@@ -1362,7 +2804,7 @@
               <w:rPr>
                 <w:sz w:val="20"/>
               </w:rPr>
-              <w:t>awaiting_confirm → awaiting_confirm</w:t>
+              <w:t>notified → awaiting_followup (SUBMIT)</w:t>
             </w:r>
           </w:p>
         </w:tc>
@@ -1375,7 +2817,7 @@
               <w:rPr>
                 <w:sz w:val="20"/>
               </w:rPr>
-              <w:t>Inbound NO or different number</w:t>
+              <w:t>Inbound SUBMIT on missing report</w:t>
             </w:r>
           </w:p>
         </w:tc>
@@ -1388,7 +2830,48 @@
               <w:rPr>
                 <w:sz w:val="20"/>
               </w:rPr>
-              <w:t>Update proposed_value; re-send confirmation SMS with new proposed change</w:t>
+              <w:t>Schedule 1-hour re-check; send acknowledgement SMS</w:t>
+            </w:r>
+          </w:p>
+        </w:tc>
+      </w:tr>
+      <w:tr>
+        <w:tc>
+          <w:tcPr>
+            <w:tcW w:type="dxa" w:w="3135"/>
+          </w:tcPr>
+          <w:p>
+            <w:r>
+              <w:rPr>
+                <w:sz w:val="20"/>
+              </w:rPr>
+              <w:t>awaiting_followup (SUBMIT) → resolved</w:t>
+            </w:r>
+          </w:p>
+        </w:tc>
+        <w:tc>
+          <w:tcPr>
+            <w:tcW w:type="dxa" w:w="3135"/>
+          </w:tcPr>
+          <w:p>
+            <w:r>
+              <w:rPr>
+                <w:sz w:val="20"/>
+              </w:rPr>
+              <w:t>1-hour re-check finds the registration</w:t>
+            </w:r>
+          </w:p>
+        </w:tc>
+        <w:tc>
+          <w:tcPr>
+            <w:tcW w:type="dxa" w:w="3135"/>
+          </w:tcPr>
+          <w:p>
+            <w:r>
+              <w:rPr>
+                <w:sz w:val="20"/>
+              </w:rPr>
+              <w:t>Auto-close; send confirmation SMS</w:t>
             </w:r>
           </w:p>
         </w:tc>
@@ -1771,7 +3254,7 @@
         <w:rPr>
           <w:sz w:val="21"/>
         </w:rPr>
-        <w:t>Claude is used for two bounded tasks. Hallucination risk is low in both cases because neither is open-ended generation — the agent operates on a tightly scoped context (one issue, one numeric value).</w:t>
+        <w:t>Claude is used for two narrow tasks. The response options themselves are fixed (see Section 4.5) — Claude does not generate or choose them. Its job is: (1) determine which numbered option the worker selected and extract any required follow-up value; (2) generate the variable parts of outbound messages (facility name, flagged value, normal range). Hallucination risk is very low — both tasks are tightly scoped extractions, not open-ended generation.</w:t>
       </w:r>
     </w:p>
     <w:p/>
@@ -1902,7 +3385,7 @@
               <w:rPr>
                 <w:sz w:val="20"/>
               </w:rPr>
-              <w:t>SMS body + issue context (facility, type, flagged value, proposed value)</w:t>
+              <w:t>SMS body + issue context (check type, option list, current state)</w:t>
             </w:r>
           </w:p>
         </w:tc>
@@ -1915,7 +3398,7 @@
               <w:rPr>
                 <w:sz w:val="20"/>
               </w:rPr>
-              <w:t>JSON: {"intent": "correct"|"keep"|"unknown", "value": &lt;int&gt;|null}</w:t>
+              <w:t>JSON: {"option": &lt;1-6|"SUBMIT"|null&gt;, "followup_value": &lt;string&gt;|null, "state": "option_selected"|"followup_provided"|"unknown"}</w:t>
             </w:r>
           </w:p>
         </w:tc>
@@ -1928,7 +3411,7 @@
               <w:rPr>
                 <w:sz w:val="20"/>
               </w:rPr>
-              <w:t>50</w:t>
+              <w:t>80</w:t>
             </w:r>
           </w:p>
         </w:tc>
@@ -1943,7 +3426,7 @@
               <w:rPr>
                 <w:sz w:val="20"/>
               </w:rPr>
-              <w:t>Generate outbound message</w:t>
+              <w:t>Generate outbound message body</w:t>
             </w:r>
           </w:p>
         </w:tc>
@@ -1969,7 +3452,7 @@
               <w:rPr>
                 <w:sz w:val="20"/>
               </w:rPr>
-              <w:t>Issue type + facility name + flagged value + proposed correction + message type</w:t>
+              <w:t>Message type (notification|followup_request|resolution) + issue context (facility, vaccine, flagged value, normal range)</w:t>
             </w:r>
           </w:p>
         </w:tc>
@@ -1982,7 +3465,7 @@
               <w:rPr>
                 <w:sz w:val="20"/>
               </w:rPr>
-              <w:t>SMS text under 160 characters</w:t>
+              <w:t>SMS text filling in the variable parts of the template. Fixed option list is appended by the agent, not Claude.</w:t>
             </w:r>
           </w:p>
         </w:tc>
@@ -1995,7 +3478,7 @@
               <w:rPr>
                 <w:sz w:val="20"/>
               </w:rPr>
-              <w:t>120</w:t>
+              <w:t>100</w:t>
             </w:r>
           </w:p>
         </w:tc>
@@ -2007,7 +3490,7 @@
         <w:rPr>
           <w:sz w:val="21"/>
         </w:rPr>
-        <w:t>Prompt caching (cache_control: ephemeral) is applied to the system prompt for each task, reducing cost and latency on rapid back-and-forth exchanges. The user turn (the specific SMS body or issue values) is never cached as it changes each call.</w:t>
+        <w:t>Prompt caching (cache_control: ephemeral) is applied to the system prompt for each task. The user turn (specific SMS body or issue values) is not cached.</w:t>
       </w:r>
     </w:p>
     <w:p/>
@@ -2022,29 +3505,33 @@
           <w:color w:val="333333"/>
           <w:sz w:val="17"/>
         </w:rPr>
-        <w:t># Parse reply — system prompt (cached)</w:t>
+        <w:t># Parse inbound — system prompt (cached)</w:t>
         <w:br/>
-        <w:t>"You extract the intended corrected value from a facility health worker's SMS reply.</w:t>
+        <w:t>"The worker is responding to an outlier flag. Options presented were:</w:t>
         <w:br/>
-        <w:t xml:space="preserve"> Facility: Limalimo HP. Issue DQ-AX42: BCG under-1 reported as 350. Agent proposed 35.</w:t>
+        <w:t xml:space="preserve"> 1=6mo-avg 2=keep(explain) 3=zero 4=specific-number 5=HF-only 6=outreach-only</w:t>
         <w:br/>
-        <w:t xml:space="preserve"> Respond with JSON only. No other text.</w:t>
+        <w:t xml:space="preserve"> Current state: awaiting_option.</w:t>
         <w:br/>
-        <w:t xml:space="preserve"> Schema: {"intent": "correct"|"keep"|"unknown", "value": &lt;integer or null&gt;}</w:t>
+        <w:t xml:space="preserve"> Extract the selected option number and any follow-up value from the reply.</w:t>
         <w:br/>
-        <w:t xml:space="preserve"> intent=correct if the worker is giving a number. keep if they say KEEP or leave it.</w:t>
+        <w:t xml:space="preserve"> Respond with JSON only: {option, followup_value, state}</w:t>
         <w:br/>
-        <w:t xml:space="preserve"> unknown if the message is ambiguous."</w:t>
+        <w:t xml:space="preserve"> state: option_selected (just a number), followup_provided (value after option 4 requested), unknown"</w:t>
         <w:br/>
         <w:br/>
-        <w:t># User turn (not cached)</w:t>
+        <w:t># User turn: worker replies "4"</w:t>
         <w:br/>
-        <w:t>"no wait, should be 53"</w:t>
+        <w:t>{"option": 4, "followup_value": null, "state": "option_selected"}</w:t>
+        <w:br/>
+        <w:t>→ agent sends follow-up: "Reply with the correct BCG under-1 value."</w:t>
         <w:br/>
         <w:br/>
-        <w:t># Expected response</w:t>
+        <w:t># User turn: worker replies "35" (after follow-up)</w:t>
         <w:br/>
-        <w:t>{"intent": "correct", "value": 53}</w:t>
+        <w:t>{"option": 4, "followup_value": "35", "state": "followup_provided"}</w:t>
+        <w:br/>
+        <w:t>→ agent applies correction to DHIS2, sends resolution SMS</w:t>
       </w:r>
     </w:p>
     <w:p/>

--- a/AHEAD_AI_Tech_Architecture.docx
+++ b/AHEAD_AI_Tech_Architecture.docx
@@ -2363,6 +2363,14 @@
       </w:r>
     </w:p>
     <w:p>
+      <w:r>
+        <w:rPr>
+          <w:sz w:val="21"/>
+        </w:rPr>
+        <w:t>Phone numbers (and email for Phase 2) are maintained in this table by the AHEAD team, not read from DHIS2 user profiles. George's team does not maintain a phone registry inside DHIS2. The email column is nullable and present from day one so adding email in Phase 2 requires no schema migration.</w:t>
+      </w:r>
+    </w:p>
+    <w:p>
       <w:pPr>
         <w:ind w:left="576"/>
         <w:shd w:val="clear" w:color="auto" w:fill="F2F2F2"/>
@@ -2381,16 +2389,20 @@
         <w:br/>
         <w:t xml:space="preserve">  name          TEXT    NOT NULL,  -- person name</w:t>
         <w:br/>
-        <w:t xml:space="preserve">  phone         TEXT    NOT NULL,  -- E.164 format</w:t>
+        <w:t xml:space="preserve">  phone         TEXT,              -- E.164 format; NULL if no SMS contact</w:t>
+        <w:br/>
+        <w:t xml:space="preserve">  email         TEXT,              -- NULL if no email contact (Phase 2)</w:t>
         <w:br/>
         <w:t xml:space="preserve">  PRIMARY KEY (org_unit_uid, level)</w:t>
         <w:br/>
         <w:t>);</w:t>
         <w:br/>
         <w:br/>
-        <w:t>-- Maintained manually by the AHEAD team. Not auto-populated from DHIS2 users.</w:t>
+        <w:t>-- At least one of phone or email must be non-null.</w:t>
         <w:br/>
-        <w:t>-- Seeded from a CSV for the prototype (one phone per org unit per level).</w:t>
+        <w:t>-- MVP: agent uses phone only. Email added in Phase 2 with no schema change.</w:t>
+        <w:br/>
+        <w:t>-- Maintained by the AHEAD team; seeded from a CSV for the prototype.</w:t>
       </w:r>
     </w:p>
     <w:p/>
@@ -4351,11 +4363,7 @@
         <w:br/>
         <w:t xml:space="preserve">      TWILIO_FROM_NUMBER:   ${TWILIO_FROM_NUMBER}</w:t>
         <w:br/>
-        <w:t xml:space="preserve">      OUTLIER_THRESHOLD:    3.0</w:t>
-        <w:br/>
-        <w:t xml:space="preserve">      POLL_INTERVAL_SEC:    30</w:t>
-        <w:br/>
-        <w:t xml:space="preserve">      MISSING_REPORT_START_DAY: 10</w:t>
+        <w:t xml:space="preserve">      # Thresholds and timers live in config.py, not here</w:t>
         <w:br/>
         <w:t xml:space="preserve">    depends_on:</w:t>
         <w:br/>
@@ -4389,7 +4397,7 @@
           <w:color w:val="1F3A6E"/>
           <w:sz w:val="30"/>
         </w:rPr>
-        <w:t>12. Environment Variables</w:t>
+        <w:t>12. Configuration: Two-Layer Approach</w:t>
       </w:r>
     </w:p>
     <w:p>
@@ -4397,7 +4405,58 @@
         <w:rPr>
           <w:sz w:val="21"/>
         </w:rPr>
-        <w:t>All secrets and configurable parameters live in .env in the project root. Both the setup scripts and the agent container read from this file at startup.</w:t>
+        <w:t>Configuration is split into two files by type: secrets in .env (never committed), and instance metadata in config.py (safe to commit). This separation means deploying to a new country or DHIS2 instance requires only updating config.py — no secrets need to change unless you are also changing your API provider accounts.</w:t>
+      </w:r>
+    </w:p>
+    <w:p/>
+    <w:p>
+      <w:pPr>
+        <w:ind w:left="576"/>
+        <w:shd w:val="clear" w:color="auto" w:fill="F2F2F2"/>
+      </w:pPr>
+      <w:r>
+        <w:rPr>
+          <w:rFonts w:ascii="Courier New" w:hAnsi="Courier New"/>
+          <w:color w:val="333333"/>
+          <w:sz w:val="17"/>
+        </w:rPr>
+        <w:t>.env          ← secrets and runtime URLs (never commit)</w:t>
+        <w:br/>
+        <w:t>config.py     ← instance UIDs, thresholds, hierarchy settings (safe to commit)</w:t>
+        <w:br/>
+        <w:br/>
+        <w:t>For a new country deployment:</w:t>
+        <w:br/>
+        <w:t xml:space="preserve">  1. Update config.py with the country's DHIS2 UIDs</w:t>
+        <w:br/>
+        <w:t xml:space="preserve">  2. Set DHIS2_BASE_URL in .env to the country's DHIS2 URL</w:t>
+        <w:br/>
+        <w:t xml:space="preserve">  3. Set AGENT_USER / AGENT_PASS for the agent_service account on that instance</w:t>
+        <w:br/>
+        <w:t xml:space="preserve">  4. Seed the contacts table with that country's phone numbers</w:t>
+        <w:br/>
+        <w:t xml:space="preserve">  That's it — no code changes required.</w:t>
+      </w:r>
+    </w:p>
+    <w:p/>
+    <w:p>
+      <w:pPr>
+        <w:pStyle w:val="Heading2"/>
+      </w:pPr>
+      <w:r>
+        <w:rPr>
+          <w:color w:val="2E6DA4"/>
+          <w:sz w:val="24"/>
+        </w:rPr>
+        <w:t>12a.  Secrets (.env)</w:t>
+      </w:r>
+    </w:p>
+    <w:p>
+      <w:r>
+        <w:rPr>
+          <w:sz w:val="21"/>
+        </w:rPr>
+        <w:t>Passwords, API keys, and deployment URLs. Never committed to version control. Copy .env.example to .env and fill in values before running anything.</w:t>
       </w:r>
     </w:p>
     <w:p/>
@@ -4496,7 +4555,7 @@
               <w:rPr>
                 <w:sz w:val="20"/>
               </w:rPr>
-              <w:t>http://localhost:8080/api (setup) or http://web:8080/api (Docker runtime)</w:t>
+              <w:t>http://localhost:8080/api (local) or http://web:8080/api (Docker internal)</w:t>
             </w:r>
           </w:p>
         </w:tc>
@@ -4537,7 +4596,7 @@
               <w:rPr>
                 <w:sz w:val="20"/>
               </w:rPr>
-              <w:t>DHIS2 admin username for phases 2–5 setup</w:t>
+              <w:t>DHIS2 admin username (demo setup only)</w:t>
             </w:r>
           </w:p>
         </w:tc>
@@ -4619,7 +4678,7 @@
               <w:rPr>
                 <w:sz w:val="20"/>
               </w:rPr>
-              <w:t>Shared password for all demo role-based user accounts</w:t>
+              <w:t>Shared password for demo role-based user accounts</w:t>
             </w:r>
           </w:p>
         </w:tc>
@@ -4880,7 +4939,7 @@
               <w:rPr>
                 <w:sz w:val="20"/>
               </w:rPr>
-              <w:t>OUTLIER_THRESHOLD</w:t>
+              <w:t>POSTGRES_DB</w:t>
             </w:r>
           </w:p>
         </w:tc>
@@ -4893,7 +4952,7 @@
               <w:rPr>
                 <w:sz w:val="20"/>
               </w:rPr>
-              <w:t>Agent</w:t>
+              <w:t>docker-compose.yml</w:t>
             </w:r>
           </w:p>
         </w:tc>
@@ -4906,7 +4965,7 @@
               <w:rPr>
                 <w:sz w:val="20"/>
               </w:rPr>
-              <w:t>Z-score threshold for outlier detection (default: 3.0)</w:t>
+              <w:t>PostgreSQL database name (DHIS2 internal)</w:t>
             </w:r>
           </w:p>
         </w:tc>
@@ -4921,7 +4980,7 @@
               <w:rPr>
                 <w:sz w:val="20"/>
               </w:rPr>
-              <w:t>POLL_INTERVAL_SEC</w:t>
+              <w:t>POSTGRES_USER</w:t>
             </w:r>
           </w:p>
         </w:tc>
@@ -4934,7 +4993,7 @@
               <w:rPr>
                 <w:sz w:val="20"/>
               </w:rPr>
-              <w:t>Agent</w:t>
+              <w:t>docker-compose.yml</w:t>
             </w:r>
           </w:p>
         </w:tc>
@@ -4947,7 +5006,7 @@
               <w:rPr>
                 <w:sz w:val="20"/>
               </w:rPr>
-              <w:t>lastUpdated poll interval in seconds (default: 30). DQ checks only fire when changes are found — this controls detection latency, not API cost.</w:t>
+              <w:t>PostgreSQL username</w:t>
             </w:r>
           </w:p>
         </w:tc>
@@ -4962,7 +5021,7 @@
               <w:rPr>
                 <w:sz w:val="20"/>
               </w:rPr>
-              <w:t>MISSING_REPORT_START_DAY</w:t>
+              <w:t>POSTGRES_PASSWORD</w:t>
             </w:r>
           </w:p>
         </w:tc>
@@ -4975,7 +5034,7 @@
               <w:rPr>
                 <w:sz w:val="20"/>
               </w:rPr>
-              <w:t>Agent</w:t>
+              <w:t>docker-compose.yml</w:t>
             </w:r>
           </w:p>
         </w:tc>
@@ -4988,7 +5047,89 @@
               <w:rPr>
                 <w:sz w:val="20"/>
               </w:rPr>
-              <w:t>Day of the following month to begin checking for missing reports (default: 10). Set this to match your program's data-entry deadline. George's team should confirm the exact deadline for Ethiopia before going live.</w:t>
+              <w:t>PostgreSQL password</w:t>
+            </w:r>
+          </w:p>
+        </w:tc>
+      </w:tr>
+    </w:tbl>
+    <w:p/>
+    <w:p>
+      <w:pPr>
+        <w:pStyle w:val="Heading2"/>
+      </w:pPr>
+      <w:r>
+        <w:rPr>
+          <w:color w:val="2E6DA4"/>
+          <w:sz w:val="24"/>
+        </w:rPr>
+        <w:t>12b.  Instance metadata (config.py)</w:t>
+      </w:r>
+    </w:p>
+    <w:p>
+      <w:r>
+        <w:rPr>
+          <w:sz w:val="21"/>
+        </w:rPr>
+        <w:t>DHIS2 UIDs, DQ thresholds, hierarchy settings, and timers. Country-specific but not secret — safe to commit. Copy config.example.py to config.py. For a new country deployment, update the UIDs by querying the target DHIS2 instance's API; everything else can stay at its default until the country team requests tuning.</w:t>
+      </w:r>
+    </w:p>
+    <w:p/>
+    <w:tbl>
+      <w:tblPr>
+        <w:tblStyle w:val="TableGrid"/>
+        <w:tblW w:type="auto" w:w="0"/>
+        <w:jc w:val="left"/>
+        <w:tblLook w:firstColumn="1" w:firstRow="1" w:lastColumn="0" w:lastRow="0" w:noHBand="0" w:noVBand="1" w:val="04A0"/>
+      </w:tblPr>
+      <w:tblGrid>
+        <w:gridCol w:w="3135"/>
+        <w:gridCol w:w="3135"/>
+        <w:gridCol w:w="3135"/>
+      </w:tblGrid>
+      <w:tr>
+        <w:tc>
+          <w:tcPr>
+            <w:tcW w:type="dxa" w:w="3135"/>
+            <w:shd w:val="clear" w:color="auto" w:fill="D6E4F0"/>
+          </w:tcPr>
+          <w:p>
+            <w:r>
+              <w:rPr>
+                <w:b/>
+                <w:sz w:val="20"/>
+              </w:rPr>
+              <w:t>Parameter</w:t>
+            </w:r>
+          </w:p>
+        </w:tc>
+        <w:tc>
+          <w:tcPr>
+            <w:tcW w:type="dxa" w:w="3135"/>
+            <w:shd w:val="clear" w:color="auto" w:fill="D6E4F0"/>
+          </w:tcPr>
+          <w:p>
+            <w:r>
+              <w:rPr>
+                <w:b/>
+                <w:sz w:val="20"/>
+              </w:rPr>
+              <w:t>Default (Ethiopia)</w:t>
+            </w:r>
+          </w:p>
+        </w:tc>
+        <w:tc>
+          <w:tcPr>
+            <w:tcW w:type="dxa" w:w="3135"/>
+            <w:shd w:val="clear" w:color="auto" w:fill="D6E4F0"/>
+          </w:tcPr>
+          <w:p>
+            <w:r>
+              <w:rPr>
+                <w:b/>
+                <w:sz w:val="20"/>
+              </w:rPr>
+              <w:t>Description</w:t>
             </w:r>
           </w:p>
         </w:tc>
@@ -5003,7 +5144,7 @@
               <w:rPr>
                 <w:sz w:val="20"/>
               </w:rPr>
-              <w:t>POSTGRES_DB</w:t>
+              <w:t>ROOT_ORG_UNIT_UID</w:t>
             </w:r>
           </w:p>
         </w:tc>
@@ -5016,7 +5157,7 @@
               <w:rPr>
                 <w:sz w:val="20"/>
               </w:rPr>
-              <w:t>docker-compose.yml</w:t>
+              <w:t>RFhqluFmvRG</w:t>
             </w:r>
           </w:p>
         </w:tc>
@@ -5029,7 +5170,7 @@
               <w:rPr>
                 <w:sz w:val="20"/>
               </w:rPr>
-              <w:t>PostgreSQL database name (DHIS2 only)</w:t>
+              <w:t>Top-level org unit the agent scans. Find via GET /api/organisationUnits?level=1</w:t>
             </w:r>
           </w:p>
         </w:tc>
@@ -5044,7 +5185,7 @@
               <w:rPr>
                 <w:sz w:val="20"/>
               </w:rPr>
-              <w:t>POSTGRES_USER</w:t>
+              <w:t>FACILITY_LEVEL</w:t>
             </w:r>
           </w:p>
         </w:tc>
@@ -5057,7 +5198,7 @@
               <w:rPr>
                 <w:sz w:val="20"/>
               </w:rPr>
-              <w:t>docker-compose.yml</w:t>
+              <w:t>5</w:t>
             </w:r>
           </w:p>
         </w:tc>
@@ -5070,7 +5211,7 @@
               <w:rPr>
                 <w:sz w:val="20"/>
               </w:rPr>
-              <w:t>PostgreSQL username</w:t>
+              <w:t>Level number of facilities. Ethiopia is 5-level; a 4-level country uses 4.</w:t>
             </w:r>
           </w:p>
         </w:tc>
@@ -5085,7 +5226,7 @@
               <w:rPr>
                 <w:sz w:val="20"/>
               </w:rPr>
-              <w:t>POSTGRES_PASSWORD</w:t>
+              <w:t>ROUTINE_DATASET_UID</w:t>
             </w:r>
           </w:p>
         </w:tc>
@@ -5098,7 +5239,7 @@
               <w:rPr>
                 <w:sz w:val="20"/>
               </w:rPr>
-              <w:t>docker-compose.yml</w:t>
+              <w:t>vI4ihClxSm4</w:t>
             </w:r>
           </w:p>
         </w:tc>
@@ -5111,7 +5252,458 @@
               <w:rPr>
                 <w:sz w:val="20"/>
               </w:rPr>
-              <w:t>PostgreSQL password</w:t>
+              <w:t>EPI routine vaccine delivery dataset UID. Find via GET /api/dataSets?filter=name:like:EPI</w:t>
+            </w:r>
+          </w:p>
+        </w:tc>
+      </w:tr>
+      <w:tr>
+        <w:tc>
+          <w:tcPr>
+            <w:tcW w:type="dxa" w:w="3135"/>
+          </w:tcPr>
+          <w:p>
+            <w:r>
+              <w:rPr>
+                <w:sz w:val="20"/>
+              </w:rPr>
+              <w:t>DATA_ELEMENTS</w:t>
+            </w:r>
+          </w:p>
+        </w:tc>
+        <w:tc>
+          <w:tcPr>
+            <w:tcW w:type="dxa" w:w="3135"/>
+          </w:tcPr>
+          <w:p>
+            <w:r>
+              <w:rPr>
+                <w:sz w:val="20"/>
+              </w:rPr>
+              <w:t>(dict)</w:t>
+            </w:r>
+          </w:p>
+        </w:tc>
+        <w:tc>
+          <w:tcPr>
+            <w:tcW w:type="dxa" w:w="3135"/>
+          </w:tcPr>
+          <w:p>
+            <w:r>
+              <w:rPr>
+                <w:sz w:val="20"/>
+              </w:rPr>
+              <w:t>UIDs for BCG, Penta1, Penta3, MR1. Find via GET /api/dataElements?filter=name:like:BCG</w:t>
+            </w:r>
+          </w:p>
+        </w:tc>
+      </w:tr>
+      <w:tr>
+        <w:tc>
+          <w:tcPr>
+            <w:tcW w:type="dxa" w:w="3135"/>
+          </w:tcPr>
+          <w:p>
+            <w:r>
+              <w:rPr>
+                <w:sz w:val="20"/>
+              </w:rPr>
+              <w:t>CATEGORY_OPTION_COMBOS</w:t>
+            </w:r>
+          </w:p>
+        </w:tc>
+        <w:tc>
+          <w:tcPr>
+            <w:tcW w:type="dxa" w:w="3135"/>
+          </w:tcPr>
+          <w:p>
+            <w:r>
+              <w:rPr>
+                <w:sz w:val="20"/>
+              </w:rPr>
+              <w:t>(dict)</w:t>
+            </w:r>
+          </w:p>
+        </w:tc>
+        <w:tc>
+          <w:tcPr>
+            <w:tcW w:type="dxa" w:w="3135"/>
+          </w:tcPr>
+          <w:p>
+            <w:r>
+              <w:rPr>
+                <w:sz w:val="20"/>
+              </w:rPr>
+              <w:t>UIDs for under-1 and &gt;= 1 year age disaggregations</w:t>
+            </w:r>
+          </w:p>
+        </w:tc>
+      </w:tr>
+      <w:tr>
+        <w:tc>
+          <w:tcPr>
+            <w:tcW w:type="dxa" w:w="3135"/>
+          </w:tcPr>
+          <w:p>
+            <w:r>
+              <w:rPr>
+                <w:sz w:val="20"/>
+              </w:rPr>
+              <w:t>OUTLIER_Z_THRESHOLD</w:t>
+            </w:r>
+          </w:p>
+        </w:tc>
+        <w:tc>
+          <w:tcPr>
+            <w:tcW w:type="dxa" w:w="3135"/>
+          </w:tcPr>
+          <w:p>
+            <w:r>
+              <w:rPr>
+                <w:sz w:val="20"/>
+              </w:rPr>
+              <w:t>3.0</w:t>
+            </w:r>
+          </w:p>
+        </w:tc>
+        <w:tc>
+          <w:tcPr>
+            <w:tcW w:type="dxa" w:w="3135"/>
+          </w:tcPr>
+          <w:p>
+            <w:r>
+              <w:rPr>
+                <w:sz w:val="20"/>
+              </w:rPr>
+              <w:t>Z-score threshold for outlier detection</w:t>
+            </w:r>
+          </w:p>
+        </w:tc>
+      </w:tr>
+      <w:tr>
+        <w:tc>
+          <w:tcPr>
+            <w:tcW w:type="dxa" w:w="3135"/>
+          </w:tcPr>
+          <w:p>
+            <w:r>
+              <w:rPr>
+                <w:sz w:val="20"/>
+              </w:rPr>
+              <w:t>OUTLIER_ABS_THRESHOLD</w:t>
+            </w:r>
+          </w:p>
+        </w:tc>
+        <w:tc>
+          <w:tcPr>
+            <w:tcW w:type="dxa" w:w="3135"/>
+          </w:tcPr>
+          <w:p>
+            <w:r>
+              <w:rPr>
+                <w:sz w:val="20"/>
+              </w:rPr>
+              <w:t>100</w:t>
+            </w:r>
+          </w:p>
+        </w:tc>
+        <w:tc>
+          <w:tcPr>
+            <w:tcW w:type="dxa" w:w="3135"/>
+          </w:tcPr>
+          <w:p>
+            <w:r>
+              <w:rPr>
+                <w:sz w:val="20"/>
+              </w:rPr>
+              <w:t>Absolute dose difference from mean (AHEAD method 5 proxy)</w:t>
+            </w:r>
+          </w:p>
+        </w:tc>
+      </w:tr>
+      <w:tr>
+        <w:tc>
+          <w:tcPr>
+            <w:tcW w:type="dxa" w:w="3135"/>
+          </w:tcPr>
+          <w:p>
+            <w:r>
+              <w:rPr>
+                <w:sz w:val="20"/>
+              </w:rPr>
+              <w:t>OUTLIER_MIN_HISTORY_MONTHS</w:t>
+            </w:r>
+          </w:p>
+        </w:tc>
+        <w:tc>
+          <w:tcPr>
+            <w:tcW w:type="dxa" w:w="3135"/>
+          </w:tcPr>
+          <w:p>
+            <w:r>
+              <w:rPr>
+                <w:sz w:val="20"/>
+              </w:rPr>
+              <w:t>3</w:t>
+            </w:r>
+          </w:p>
+        </w:tc>
+        <w:tc>
+          <w:tcPr>
+            <w:tcW w:type="dxa" w:w="3135"/>
+          </w:tcPr>
+          <w:p>
+            <w:r>
+              <w:rPr>
+                <w:sz w:val="20"/>
+              </w:rPr>
+              <w:t>Minimum months of history before outlier detection runs for a facility</w:t>
+            </w:r>
+          </w:p>
+        </w:tc>
+      </w:tr>
+      <w:tr>
+        <w:tc>
+          <w:tcPr>
+            <w:tcW w:type="dxa" w:w="3135"/>
+          </w:tcPr>
+          <w:p>
+            <w:r>
+              <w:rPr>
+                <w:sz w:val="20"/>
+              </w:rPr>
+              <w:t>DTP_THRESHOLDS</w:t>
+            </w:r>
+          </w:p>
+        </w:tc>
+        <w:tc>
+          <w:tcPr>
+            <w:tcW w:type="dxa" w:w="3135"/>
+          </w:tcPr>
+          <w:p>
+            <w:r>
+              <w:rPr>
+                <w:sz w:val="20"/>
+              </w:rPr>
+              <w:t>(dict)</w:t>
+            </w:r>
+          </w:p>
+        </w:tc>
+        <w:tc>
+          <w:tcPr>
+            <w:tcW w:type="dxa" w:w="3135"/>
+          </w:tcPr>
+          <w:p>
+            <w:r>
+              <w:rPr>
+                <w:sz w:val="20"/>
+              </w:rPr>
+              <w:t>Relative and absolute thresholds by data level (facility/admin2, monthly/annual)</w:t>
+            </w:r>
+          </w:p>
+        </w:tc>
+      </w:tr>
+      <w:tr>
+        <w:tc>
+          <w:tcPr>
+            <w:tcW w:type="dxa" w:w="3135"/>
+          </w:tcPr>
+          <w:p>
+            <w:r>
+              <w:rPr>
+                <w:sz w:val="20"/>
+              </w:rPr>
+              <w:t>MISSING_REPORT_START_DAY</w:t>
+            </w:r>
+          </w:p>
+        </w:tc>
+        <w:tc>
+          <w:tcPr>
+            <w:tcW w:type="dxa" w:w="3135"/>
+          </w:tcPr>
+          <w:p>
+            <w:r>
+              <w:rPr>
+                <w:sz w:val="20"/>
+              </w:rPr>
+              <w:t>10</w:t>
+            </w:r>
+          </w:p>
+        </w:tc>
+        <w:tc>
+          <w:tcPr>
+            <w:tcW w:type="dxa" w:w="3135"/>
+          </w:tcPr>
+          <w:p>
+            <w:r>
+              <w:rPr>
+                <w:sz w:val="20"/>
+              </w:rPr>
+              <w:t>Day of following month to begin missing report checks. Confirm deadline with country team.</w:t>
+            </w:r>
+          </w:p>
+        </w:tc>
+      </w:tr>
+      <w:tr>
+        <w:tc>
+          <w:tcPr>
+            <w:tcW w:type="dxa" w:w="3135"/>
+          </w:tcPr>
+          <w:p>
+            <w:r>
+              <w:rPr>
+                <w:sz w:val="20"/>
+              </w:rPr>
+              <w:t>RETRY_INTERVAL_HOURS</w:t>
+            </w:r>
+          </w:p>
+        </w:tc>
+        <w:tc>
+          <w:tcPr>
+            <w:tcW w:type="dxa" w:w="3135"/>
+          </w:tcPr>
+          <w:p>
+            <w:r>
+              <w:rPr>
+                <w:sz w:val="20"/>
+              </w:rPr>
+              <w:t>24</w:t>
+            </w:r>
+          </w:p>
+        </w:tc>
+        <w:tc>
+          <w:tcPr>
+            <w:tcW w:type="dxa" w:w="3135"/>
+          </w:tcPr>
+          <w:p>
+            <w:r>
+              <w:rPr>
+                <w:sz w:val="20"/>
+              </w:rPr>
+              <w:t>Hours between retries at facility level</w:t>
+            </w:r>
+          </w:p>
+        </w:tc>
+      </w:tr>
+      <w:tr>
+        <w:tc>
+          <w:tcPr>
+            <w:tcW w:type="dxa" w:w="3135"/>
+          </w:tcPr>
+          <w:p>
+            <w:r>
+              <w:rPr>
+                <w:sz w:val="20"/>
+              </w:rPr>
+              <w:t>MAX_RETRIES</w:t>
+            </w:r>
+          </w:p>
+        </w:tc>
+        <w:tc>
+          <w:tcPr>
+            <w:tcW w:type="dxa" w:w="3135"/>
+          </w:tcPr>
+          <w:p>
+            <w:r>
+              <w:rPr>
+                <w:sz w:val="20"/>
+              </w:rPr>
+              <w:t>3</w:t>
+            </w:r>
+          </w:p>
+        </w:tc>
+        <w:tc>
+          <w:tcPr>
+            <w:tcW w:type="dxa" w:w="3135"/>
+          </w:tcPr>
+          <w:p>
+            <w:r>
+              <w:rPr>
+                <w:sz w:val="20"/>
+              </w:rPr>
+              <w:t>Retries before escalation (72h total at default)</w:t>
+            </w:r>
+          </w:p>
+        </w:tc>
+      </w:tr>
+      <w:tr>
+        <w:tc>
+          <w:tcPr>
+            <w:tcW w:type="dxa" w:w="3135"/>
+          </w:tcPr>
+          <w:p>
+            <w:r>
+              <w:rPr>
+                <w:sz w:val="20"/>
+              </w:rPr>
+              <w:t>ESCALATION_DAYS</w:t>
+            </w:r>
+          </w:p>
+        </w:tc>
+        <w:tc>
+          <w:tcPr>
+            <w:tcW w:type="dxa" w:w="3135"/>
+          </w:tcPr>
+          <w:p>
+            <w:r>
+              <w:rPr>
+                <w:sz w:val="20"/>
+              </w:rPr>
+              <w:t>(dict)</w:t>
+            </w:r>
+          </w:p>
+        </w:tc>
+        <w:tc>
+          <w:tcPr>
+            <w:tcW w:type="dxa" w:w="3135"/>
+          </w:tcPr>
+          <w:p>
+            <w:r>
+              <w:rPr>
+                <w:sz w:val="20"/>
+              </w:rPr>
+              <w:t>Days at each level before escalating: woreda=3, zone=10, region=17</w:t>
+            </w:r>
+          </w:p>
+        </w:tc>
+      </w:tr>
+      <w:tr>
+        <w:tc>
+          <w:tcPr>
+            <w:tcW w:type="dxa" w:w="3135"/>
+          </w:tcPr>
+          <w:p>
+            <w:r>
+              <w:rPr>
+                <w:sz w:val="20"/>
+              </w:rPr>
+              <w:t>POLL_INTERVAL_SEC</w:t>
+            </w:r>
+          </w:p>
+        </w:tc>
+        <w:tc>
+          <w:tcPr>
+            <w:tcW w:type="dxa" w:w="3135"/>
+          </w:tcPr>
+          <w:p>
+            <w:r>
+              <w:rPr>
+                <w:sz w:val="20"/>
+              </w:rPr>
+              <w:t>30</w:t>
+            </w:r>
+          </w:p>
+        </w:tc>
+        <w:tc>
+          <w:tcPr>
+            <w:tcW w:type="dxa" w:w="3135"/>
+          </w:tcPr>
+          <w:p>
+            <w:r>
+              <w:rPr>
+                <w:sz w:val="20"/>
+              </w:rPr>
+              <w:t>lastUpdated poll frequency. Controls detection latency, not API cost.</w:t>
             </w:r>
           </w:p>
         </w:tc>
@@ -5135,7 +5727,7 @@
         <w:rPr>
           <w:sz w:val="21"/>
         </w:rPr>
-        <w:t>Limalimo Health Post (Janamora Woreda) submits EPI data for April 2026 with BCG under-1 = 350. Normal range for a health post is 30–45. The following traces the full agent lifecycle.</w:t>
+        <w:t>eth_facility_01 (Almaz Tadesse, Addi Arekay Health Center) submits June 2026 EPI data with BCG under-1 = 970. Correct value is 97 — an extra zero. 22-month baseline mean is ~97. The following traces the full agent lifecycle.</w:t>
       </w:r>
     </w:p>
     <w:p/>
@@ -5150,59 +5742,60 @@
           <w:color w:val="333333"/>
           <w:sz w:val="17"/>
         </w:rPr>
-        <w:t>T+0:00  Facility worker submits form in DHIS2 (as any authenticated DHIS2 user)</w:t>
+        <w:t>T+0:00  eth_facility_01 submits June 2026 form in DHIS2</w:t>
         <w:br/>
         <w:t xml:space="preserve">         Data lands in datavalue table immediately</w:t>
         <w:br/>
         <w:br/>
         <w:t>T+0:30  poll_changes fires</w:t>
         <w:br/>
-        <w:t xml:space="preserve">  → GET /api/dataValueSets?...&amp;lastUpdated={T+0:00} → Limalimo HP / 202604 returned</w:t>
+        <w:t xml:space="preserve">  → GET /api/dataValueSets?...&amp;lastUpdated={T+0:00} → Addi Arekay HC / 202606 returned</w:t>
         <w:br/>
-        <w:t xml:space="preserve">  → run_dq_checks triggered for (PunEEFHArGE, 202604)</w:t>
+        <w:t xml:space="preserve">  → run_dq_checks triggered for (aV3ume00zx5, 202606)  ← Addi Arekay HC UID</w:t>
         <w:br/>
-        <w:t xml:space="preserve">  → GET /api/outlierDetection?ou=PunEEFHArGE&amp;... → BCG &lt;1yr, value=350, z=8.4</w:t>
+        <w:t xml:space="preserve">  → GET /api/outlierDetection?ou=aV3ume00zx5&amp;... → BCG &lt;1yr, value=970, z=~87</w:t>
         <w:br/>
-        <w:t xml:space="preserve">  → dedup check: no open issue for (PunEEFHArGE, 202604, outlier, WSy7zOZx1Wl)</w:t>
+        <w:t xml:space="preserve">  → dedup check: no open issue for (aV3ume00zx5, 202606, outlier, BCG)</w:t>
         <w:br/>
         <w:t xml:space="preserve">  → INSERT INTO issues (id='DQ-AX42', status='notified', ...)</w:t>
         <w:br/>
-        <w:t xml:space="preserve">  → SELECT phone FROM contacts WHERE org_unit_uid='PunEEFHArGE' AND level=5</w:t>
+        <w:t xml:space="preserve">  → SELECT phone FROM contacts WHERE org_unit_uid='aV3ume00zx5' AND level=5</w:t>
         <w:br/>
-        <w:t xml:space="preserve">  → POST Twilio → SMS sent to facility worker</w:t>
+        <w:t xml:space="preserve">  → POST Twilio → numbered-option SMS sent to facility worker's phone</w:t>
         <w:br/>
         <w:t xml:space="preserve">  → INSERT INTO conversations (direction='outbound', body='[DQ-AX42] ...')</w:t>
         <w:br/>
         <w:br/>
-        <w:t>T+2:14  Worker replies: "no wait, should be 53"</w:t>
-        <w:br/>
-        <w:t xml:space="preserve">  → Twilio → POST /webhook/sms (From=+251..., Body="no wait, should be 53")</w:t>
-        <w:br/>
-        <w:t xml:space="preserve">  → regex: no ref ID in body → check if From has one open issue → DQ-AX42</w:t>
-        <w:br/>
-        <w:t xml:space="preserve">  → Claude parse: {"intent": "correct", "value": 53}</w:t>
-        <w:br/>
-        <w:t xml:space="preserve">  → UPDATE issues SET status='awaiting_confirm', proposed_value='53'</w:t>
-        <w:br/>
-        <w:t xml:space="preserve">  → Send SMS: "[DQ-AX42] Confirm: BCG under-1 at Limalimo HP Apr 2026: 350→53. YES to apply."</w:t>
-        <w:br/>
-        <w:t xml:space="preserve">  → INSERT INTO conversations (direction='inbound', ...)</w:t>
-        <w:br/>
-        <w:t xml:space="preserve">  → INSERT INTO conversations (direction='outbound', ...)</w:t>
+        <w:t>T+0:31  Almaz receives SMS with 6 numbered options (see UX doc Section 3.1)</w:t>
         <w:br/>
         <w:br/>
-        <w:t>T+2:15  Worker replies: "YES"</w:t>
+        <w:t>T+1:00  Almaz replies: "4"</w:t>
         <w:br/>
-        <w:t xml:space="preserve">  → POST /api/dataValueSets (as agent_service) → DHIS2 returns 200</w:t>
+        <w:t xml:space="preserve">  → Twilio → POST /webhook/sms (From=+251..., Body="4")</w:t>
         <w:br/>
-        <w:t xml:space="preserve">  → UPDATE issues SET status='resolved', resolved_value='53', resolved_at=now()</w:t>
+        <w:t xml:space="preserve">  → regex finds DQ-AX42 (or matches by phone to single open issue)</w:t>
         <w:br/>
-        <w:t xml:space="preserve">  → Send SMS: "[DQ-AX42] Done. BCG under-1 updated to 53. Issue closed."</w:t>
+        <w:t xml:space="preserve">  → Claude parse: {"option": 4, "followup_value": null, "state": "option_selected"}</w:t>
         <w:br/>
-        <w:t xml:space="preserve">  → Re-run outlier check for Limalimo HP / 202604 → no violations returned</w:t>
+        <w:t xml:space="preserve">  → UPDATE issues SET status='awaiting_followup', selected_option='4'</w:t>
+        <w:br/>
+        <w:t xml:space="preserve">  → Send follow-up: "[DQ-AX42] Option 4: replace with specific number. Reply with correct BCG under-1."</w:t>
         <w:br/>
         <w:br/>
-        <w:t>T+2:16  Issue DQ-AX42 visible in /issues page as Resolved</w:t>
+        <w:t>T+1:01  Almaz replies: "97"</w:t>
+        <w:br/>
+        <w:t xml:space="preserve">  → Claude parse: {"option": 4, "followup_value": "97", "state": "followup_provided"}</w:t>
+        <w:br/>
+        <w:t xml:space="preserve">  → POST /api/dataValueSets (as agent_service, value=97) → DHIS2 returns 200</w:t>
+        <w:br/>
+        <w:t xml:space="preserve">  → UPDATE issues SET status='resolved', resolved_value='97', resolved_at=now()</w:t>
+        <w:br/>
+        <w:t xml:space="preserve">  → Send resolution: "[DQ-AX42] Done. BCG under-1 updated to 97. Decision logged. Issue closed."</w:t>
+        <w:br/>
+        <w:t xml:space="preserve">  → Re-run outlier check for Addi Arekay HC / 202606 → no violations (z-score now ~0)</w:t>
+        <w:br/>
+        <w:br/>
+        <w:t>T+1:02  Issue DQ-AX42 visible in /issues page as Resolved</w:t>
       </w:r>
     </w:p>
     <w:p/>
